--- a/7 семестр/ИСИС/ЛР 3/ИСИС ЛР 3.docx
+++ b/7 семестр/ИСИС/ЛР 3/ИСИС ЛР 3.docx
@@ -152,13 +152,7 @@
         <w:jc w:val="center"/>
       </w:pPr>
       <w:r>
-        <w:t>ИССЛЕДОВАНИЕ СПОСОБОВ</w:t>
-      </w:r>
-      <w:r>
-        <w:t xml:space="preserve"> </w:t>
-      </w:r>
-      <w:r>
-        <w:t>ТРАНСЛЯЦИИ СЕТЕВЫХ АДРЕСОВ</w:t>
+        <w:t>ИССЛЕДОВАНИЕ СПОСОБОВ ТРАНСЛЯЦИИ СЕТЕВЫХ АДРЕСОВ</w:t>
       </w:r>
     </w:p>
     <w:p>
@@ -321,18 +315,6 @@
         <w:ind w:firstLine="0"/>
         <w:jc w:val="right"/>
       </w:pPr>
-      <w:r>
-        <w:t>Чернега</w:t>
-      </w:r>
-      <w:r>
-        <w:t xml:space="preserve"> В.</w:t>
-      </w:r>
-      <w:r>
-        <w:t xml:space="preserve"> </w:t>
-      </w:r>
-      <w:r>
-        <w:t>С</w:t>
-      </w:r>
       <w:r>
         <w:t>.</w:t>
       </w:r>
@@ -481,13 +463,8 @@
     </w:p>
     <w:p>
       <w:r>
-        <w:t xml:space="preserve">Углубление теоретических знаний в области архитектуры компьютерных сетей и сетевых операционных систем, исследование способов трансляции сетевых адресов и приобретение навыков в построении и исследовании связи локальных сетей с глобальной средствами симулятора Cisco Packet </w:t>
-      </w:r>
-      <w:proofErr w:type="spellStart"/>
-      <w:r>
-        <w:t>Tracer</w:t>
-      </w:r>
-      <w:proofErr w:type="spellEnd"/>
+        <w:t>Углубление теоретических знаний в области архитектуры компьютерных сетей и сетевых операционных систем, исследование способов трансляции сетевых адресов и приобретение навыков в построении и исследовании связи локальных сетей с глобальной средствами симулятора Cisco Packet Tracer</w:t>
+      </w:r>
       <w:r>
         <w:t>.</w:t>
       </w:r>
@@ -526,6 +503,9 @@
         <w:t xml:space="preserve"> </w:t>
       </w:r>
       <w:r>
+        <w:t>Изучить теоретический материал, относящийся к разделу «Локальные компьютерные сети». Особое внимание следует уделить подразделам «Списки доступа» и «Трансляция сетевых адресов», устройству и конфигурации маршрутизаторов</w:t>
+      </w:r>
+      <w:r>
         <w:t>;</w:t>
       </w:r>
     </w:p>
@@ -539,15 +519,236 @@
         <w:ind w:hanging="578"/>
       </w:pPr>
       <w:r>
+        <w:t>Построить в окне эмулятора Packet Tracer локальную сеть, подключ</w:t>
+      </w:r>
+      <w:r>
+        <w:t>ё</w:t>
+      </w:r>
+      <w:r>
+        <w:t xml:space="preserve">нную к глобальной сети (рисунок </w:t>
+      </w:r>
+      <w:r>
+        <w:t>2</w:t>
+      </w:r>
+      <w:r>
+        <w:t>.1). Задать сетевым интерфейсам IP-адреса</w:t>
+      </w:r>
+      <w:r>
+        <w:rPr>
+          <w:lang w:val="en-US"/>
+        </w:rPr>
         <w:t>;</w:t>
       </w:r>
     </w:p>
     <w:p/>
+    <w:p>
+      <w:pPr>
+        <w:ind w:firstLine="0"/>
+        <w:jc w:val="center"/>
+      </w:pPr>
+      <w:r>
+        <w:rPr>
+          <w:noProof/>
+        </w:rPr>
+        <w:drawing>
+          <wp:inline distT="0" distB="0" distL="0" distR="0" wp14:anchorId="6B928A57" wp14:editId="6C6FDFB5">
+            <wp:extent cx="4413250" cy="2152650"/>
+            <wp:effectExtent l="0" t="0" r="0" b="0"/>
+            <wp:docPr id="732106017" name="Рисунок 1"/>
+            <wp:cNvGraphicFramePr>
+              <a:graphicFrameLocks xmlns:a="http://schemas.openxmlformats.org/drawingml/2006/main" noChangeAspect="1"/>
+            </wp:cNvGraphicFramePr>
+            <a:graphic xmlns:a="http://schemas.openxmlformats.org/drawingml/2006/main">
+              <a:graphicData uri="http://schemas.openxmlformats.org/drawingml/2006/picture">
+                <pic:pic xmlns:pic="http://schemas.openxmlformats.org/drawingml/2006/picture">
+                  <pic:nvPicPr>
+                    <pic:cNvPr id="0" name="Picture 1"/>
+                    <pic:cNvPicPr>
+                      <a:picLocks noChangeAspect="1" noChangeArrowheads="1"/>
+                    </pic:cNvPicPr>
+                  </pic:nvPicPr>
+                  <pic:blipFill>
+                    <a:blip r:embed="rId8">
+                      <a:extLst>
+                        <a:ext uri="{28A0092B-C50C-407E-A947-70E740481C1C}">
+                          <a14:useLocalDpi xmlns:a14="http://schemas.microsoft.com/office/drawing/2010/main" val="0"/>
+                        </a:ext>
+                      </a:extLst>
+                    </a:blip>
+                    <a:srcRect/>
+                    <a:stretch>
+                      <a:fillRect/>
+                    </a:stretch>
+                  </pic:blipFill>
+                  <pic:spPr bwMode="auto">
+                    <a:xfrm>
+                      <a:off x="0" y="0"/>
+                      <a:ext cx="4413250" cy="2152650"/>
+                    </a:xfrm>
+                    <a:prstGeom prst="rect">
+                      <a:avLst/>
+                    </a:prstGeom>
+                    <a:noFill/>
+                    <a:ln>
+                      <a:noFill/>
+                    </a:ln>
+                  </pic:spPr>
+                </pic:pic>
+              </a:graphicData>
+            </a:graphic>
+          </wp:inline>
+        </w:drawing>
+      </w:r>
+    </w:p>
+    <w:p>
+      <w:pPr>
+        <w:ind w:firstLine="0"/>
+        <w:jc w:val="center"/>
+      </w:pPr>
+      <w:r>
+        <w:t xml:space="preserve">Рисунок 2.1 </w:t>
+      </w:r>
+      <w:r>
+        <w:sym w:font="Symbol" w:char="F02D"/>
+      </w:r>
+      <w:r>
+        <w:t xml:space="preserve"> </w:t>
+      </w:r>
+      <w:r>
+        <w:t>Схема лабораторной установки</w:t>
+      </w:r>
+    </w:p>
+    <w:p/>
+    <w:p>
+      <w:pPr>
+        <w:pStyle w:val="aa"/>
+        <w:numPr>
+          <w:ilvl w:val="0"/>
+          <w:numId w:val="29"/>
+        </w:numPr>
+        <w:ind w:hanging="578"/>
+      </w:pPr>
+      <w:r>
+        <w:t>Настроить статическую маршрутизацию на обоих маршрутизаторах</w:t>
+      </w:r>
+      <w:r>
+        <w:t>;</w:t>
+      </w:r>
+    </w:p>
+    <w:p>
+      <w:pPr>
+        <w:pStyle w:val="aa"/>
+        <w:numPr>
+          <w:ilvl w:val="0"/>
+          <w:numId w:val="29"/>
+        </w:numPr>
+        <w:ind w:hanging="578"/>
+      </w:pPr>
+      <w:r>
+        <w:t>Исследовать достижимость сетевых узлов пут</w:t>
+      </w:r>
+      <w:r>
+        <w:t>ё</w:t>
+      </w:r>
+      <w:r>
+        <w:t>м их пингования. Результаты пингования сохранить для от</w:t>
+      </w:r>
+      <w:r>
+        <w:t>чё</w:t>
+      </w:r>
+      <w:r>
+        <w:t>та</w:t>
+      </w:r>
+      <w:r>
+        <w:t>;</w:t>
+      </w:r>
+    </w:p>
+    <w:p>
+      <w:pPr>
+        <w:pStyle w:val="aa"/>
+        <w:numPr>
+          <w:ilvl w:val="0"/>
+          <w:numId w:val="29"/>
+        </w:numPr>
+        <w:ind w:hanging="578"/>
+      </w:pPr>
+      <w:r>
+        <w:lastRenderedPageBreak/>
+        <w:t>Исследовать в режиме эмуляции Packet Tracer содержимое заголовков кадров и пакетов при отсутствии процедуры трансляции адресов</w:t>
+      </w:r>
+      <w:r>
+        <w:t>;</w:t>
+      </w:r>
+    </w:p>
+    <w:p>
+      <w:pPr>
+        <w:pStyle w:val="aa"/>
+        <w:numPr>
+          <w:ilvl w:val="0"/>
+          <w:numId w:val="29"/>
+        </w:numPr>
+        <w:ind w:hanging="578"/>
+      </w:pPr>
+      <w:r>
+        <w:t>Выполнить настройку маршрутизатора локальной сети на трансляцию адресов локальных компьютеров по способу РАТ</w:t>
+      </w:r>
+      <w:r>
+        <w:t>;</w:t>
+      </w:r>
+    </w:p>
+    <w:p>
+      <w:pPr>
+        <w:pStyle w:val="aa"/>
+        <w:numPr>
+          <w:ilvl w:val="0"/>
+          <w:numId w:val="29"/>
+        </w:numPr>
+        <w:ind w:hanging="578"/>
+      </w:pPr>
+      <w:r>
+        <w:t>Выполнить пингование сервера и компьютера провайдера при наличии трансляции адресов и исследовать заголовки кадров и пакетов в режиме эмуляции Packet Tracer</w:t>
+      </w:r>
+      <w:r>
+        <w:t>;</w:t>
+      </w:r>
+    </w:p>
+    <w:p>
+      <w:pPr>
+        <w:pStyle w:val="aa"/>
+        <w:numPr>
+          <w:ilvl w:val="0"/>
+          <w:numId w:val="29"/>
+        </w:numPr>
+        <w:ind w:hanging="578"/>
+      </w:pPr>
+      <w:r>
+        <w:t xml:space="preserve">Проверить таблицу трансляции адресов на маршрутизаторе локальной сети с помощью команды </w:t>
+      </w:r>
+      <w:r>
+        <w:rPr>
+          <w:rFonts w:ascii="Courier New" w:hAnsi="Courier New" w:cs="Courier New"/>
+          <w:sz w:val="20"/>
+          <w:szCs w:val="16"/>
+        </w:rPr>
+        <w:t>show ip nat translations</w:t>
+      </w:r>
+      <w:r>
+        <w:t>;</w:t>
+      </w:r>
+    </w:p>
+    <w:p>
+      <w:pPr>
+        <w:pStyle w:val="aa"/>
+        <w:ind w:left="1429" w:firstLine="0"/>
+      </w:pPr>
+    </w:p>
     <w:p>
       <w:pPr>
         <w:spacing w:after="200" w:line="276" w:lineRule="auto"/>
         <w:ind w:firstLine="0"/>
-        <w:jc w:val="center"/>
+        <w:rPr>
+          <w:lang w:val="en-US"/>
+        </w:rPr>
       </w:pPr>
     </w:p>
     <w:p>
@@ -565,19 +766,2215 @@
     <w:p>
       <w:pPr>
         <w:ind w:firstLine="0"/>
-      </w:pPr>
-    </w:p>
-    <w:p>
+        <w:rPr>
+          <w:lang w:val="en-US"/>
+        </w:rPr>
+      </w:pPr>
+    </w:p>
+    <w:p>
+      <w:pPr>
+        <w:ind w:firstLine="0"/>
+        <w:rPr>
+          <w:lang w:val="en-US"/>
+        </w:rPr>
+      </w:pPr>
+    </w:p>
+    <w:p>
+      <w:pPr>
+        <w:pStyle w:val="2"/>
+        <w:numPr>
+          <w:ilvl w:val="1"/>
+          <w:numId w:val="20"/>
+        </w:numPr>
+      </w:pPr>
+      <w:r>
+        <w:t xml:space="preserve">Передача пакетов в глобальную сеть без </w:t>
+      </w:r>
+      <w:r>
+        <w:rPr>
+          <w:lang w:val="en-US"/>
+        </w:rPr>
+        <w:t>NAT</w:t>
+      </w:r>
+    </w:p>
+    <w:p/>
+    <w:p>
+      <w:r>
+        <w:t xml:space="preserve">После изучения теоретического материала в эмуляторе </w:t>
+      </w:r>
+      <w:r>
+        <w:rPr>
+          <w:lang w:val="en-US"/>
+        </w:rPr>
+        <w:t>Cisco</w:t>
+      </w:r>
+      <w:r>
+        <w:t xml:space="preserve"> </w:t>
+      </w:r>
+      <w:r>
+        <w:rPr>
+          <w:lang w:val="en-US"/>
+        </w:rPr>
+        <w:t>Packet</w:t>
+      </w:r>
+      <w:r>
+        <w:t xml:space="preserve"> </w:t>
+      </w:r>
+      <w:r>
+        <w:rPr>
+          <w:lang w:val="en-US"/>
+        </w:rPr>
+        <w:t>Tracer</w:t>
+      </w:r>
+      <w:r>
+        <w:t xml:space="preserve"> </w:t>
+      </w:r>
+      <w:r>
+        <w:t>была построена схема локальной сети, подключённой к глобальной (рисунок 3.</w:t>
+      </w:r>
+      <w:r>
+        <w:t>1.</w:t>
+      </w:r>
+      <w:r>
+        <w:t>1).</w:t>
+      </w:r>
+    </w:p>
+    <w:p>
+      <w:r>
+        <w:t xml:space="preserve">Локальная сеть состоит из двух ПК, соединённых коммутатором. </w:t>
+      </w:r>
+      <w:r>
+        <w:t xml:space="preserve">Адрес ЛКС принят за </w:t>
+      </w:r>
+      <w:r>
+        <w:t>192.168.</w:t>
+      </w:r>
+      <w:r>
+        <w:t>0</w:t>
+      </w:r>
+      <w:r>
+        <w:t>.0</w:t>
+      </w:r>
+      <w:r>
+        <w:t>/24</w:t>
+      </w:r>
       <w:r>
         <w:t>.</w:t>
       </w:r>
+      <w:r>
+        <w:t xml:space="preserve"> Для выхода в </w:t>
+      </w:r>
+      <w:r>
+        <w:rPr>
+          <w:lang w:val="en-US"/>
+        </w:rPr>
+        <w:t>Internet</w:t>
+      </w:r>
+      <w:r>
+        <w:t xml:space="preserve"> </w:t>
+      </w:r>
+      <w:r>
+        <w:t xml:space="preserve">служит </w:t>
+      </w:r>
+      <w:r>
+        <w:rPr>
+          <w:lang w:val="en-US"/>
+        </w:rPr>
+        <w:t>Router</w:t>
+      </w:r>
+      <w:r>
+        <w:t xml:space="preserve">0. </w:t>
+      </w:r>
+    </w:p>
+    <w:p>
+      <w:r>
+        <w:t>Глобальная сеть представлена маршрутизатором Router1, компьютером PC2, коммутатором Switch1</w:t>
+      </w:r>
+      <w:r>
+        <w:t xml:space="preserve"> </w:t>
+      </w:r>
+      <w:r>
+        <w:t xml:space="preserve">и сервером Server0. Адрес сервера </w:t>
+      </w:r>
+      <w:r>
+        <w:t>был взят за</w:t>
+      </w:r>
+      <w:r>
+        <w:t xml:space="preserve"> </w:t>
+      </w:r>
+      <w:r>
+        <w:t>12.0.0.100</w:t>
+      </w:r>
+      <w:r>
+        <w:t>/8, а а</w:t>
+      </w:r>
+      <w:r>
+        <w:t xml:space="preserve">дрес </w:t>
+      </w:r>
+      <w:r>
+        <w:t xml:space="preserve">его </w:t>
+      </w:r>
+      <w:r>
+        <w:t xml:space="preserve">шлюза по умолчанию </w:t>
+      </w:r>
+      <w:r>
+        <w:sym w:font="Symbol" w:char="F02D"/>
+      </w:r>
+      <w:r>
+        <w:t xml:space="preserve"> </w:t>
+      </w:r>
+      <w:r>
+        <w:t>12</w:t>
+      </w:r>
+      <w:r>
+        <w:t>.0.0.1</w:t>
+      </w:r>
+      <w:r>
+        <w:t>.</w:t>
+      </w:r>
     </w:p>
     <w:p>
       <w:pPr>
         <w:ind w:firstLine="0"/>
       </w:pPr>
     </w:p>
+    <w:p>
+      <w:pPr>
+        <w:ind w:firstLine="0"/>
+        <w:jc w:val="center"/>
+      </w:pPr>
+      <w:r>
+        <w:lastRenderedPageBreak/>
+        <w:drawing>
+          <wp:inline distT="0" distB="0" distL="0" distR="0" wp14:anchorId="4473D983" wp14:editId="15184CD9">
+            <wp:extent cx="3995592" cy="2152650"/>
+            <wp:effectExtent l="0" t="0" r="0" b="0"/>
+            <wp:docPr id="1551070359" name="Рисунок 1"/>
+            <wp:cNvGraphicFramePr>
+              <a:graphicFrameLocks xmlns:a="http://schemas.openxmlformats.org/drawingml/2006/main" noChangeAspect="1"/>
+            </wp:cNvGraphicFramePr>
+            <a:graphic xmlns:a="http://schemas.openxmlformats.org/drawingml/2006/main">
+              <a:graphicData uri="http://schemas.openxmlformats.org/drawingml/2006/picture">
+                <pic:pic xmlns:pic="http://schemas.openxmlformats.org/drawingml/2006/picture">
+                  <pic:nvPicPr>
+                    <pic:cNvPr id="1551070359" name=""/>
+                    <pic:cNvPicPr/>
+                  </pic:nvPicPr>
+                  <pic:blipFill>
+                    <a:blip r:embed="rId9"/>
+                    <a:stretch>
+                      <a:fillRect/>
+                    </a:stretch>
+                  </pic:blipFill>
+                  <pic:spPr>
+                    <a:xfrm>
+                      <a:off x="0" y="0"/>
+                      <a:ext cx="4010350" cy="2160601"/>
+                    </a:xfrm>
+                    <a:prstGeom prst="rect">
+                      <a:avLst/>
+                    </a:prstGeom>
+                  </pic:spPr>
+                </pic:pic>
+              </a:graphicData>
+            </a:graphic>
+          </wp:inline>
+        </w:drawing>
+      </w:r>
+    </w:p>
+    <w:p>
+      <w:pPr>
+        <w:ind w:firstLine="0"/>
+        <w:jc w:val="center"/>
+      </w:pPr>
+      <w:r>
+        <w:t xml:space="preserve">Рисунок </w:t>
+      </w:r>
+      <w:r>
+        <w:t>3.1.</w:t>
+      </w:r>
+      <w:r>
+        <w:t xml:space="preserve">1 – Подключение ЛКС к </w:t>
+      </w:r>
+      <w:r>
+        <w:rPr>
+          <w:lang w:val="en-US"/>
+        </w:rPr>
+        <w:t>Internet</w:t>
+      </w:r>
+    </w:p>
+    <w:p>
+      <w:pPr>
+        <w:ind w:firstLine="0"/>
+        <w:jc w:val="center"/>
+      </w:pPr>
+    </w:p>
+    <w:p>
+      <w:r>
+        <w:t xml:space="preserve">Для большей наглядности внутреннего устройства сети была составлена таблица со всеми устройствами и адресами их портов (таблица </w:t>
+      </w:r>
+      <w:r>
+        <w:t>3.1.</w:t>
+      </w:r>
+      <w:r>
+        <w:t>1).</w:t>
+      </w:r>
+    </w:p>
     <w:p/>
+    <w:p>
+      <w:r>
+        <w:t xml:space="preserve">Таблица </w:t>
+      </w:r>
+      <w:r>
+        <w:t>3.1.</w:t>
+      </w:r>
+      <w:r>
+        <w:t>1 – Адреса для маршрутизации</w:t>
+      </w:r>
+    </w:p>
+    <w:tbl>
+      <w:tblPr>
+        <w:tblStyle w:val="a5"/>
+        <w:tblW w:w="0" w:type="auto"/>
+        <w:tblLook w:val="04A0" w:firstRow="1" w:lastRow="0" w:firstColumn="1" w:lastColumn="0" w:noHBand="0" w:noVBand="1"/>
+      </w:tblPr>
+      <w:tblGrid>
+        <w:gridCol w:w="2027"/>
+        <w:gridCol w:w="2027"/>
+        <w:gridCol w:w="2027"/>
+        <w:gridCol w:w="2028"/>
+        <w:gridCol w:w="2028"/>
+      </w:tblGrid>
+      <w:tr>
+        <w:tc>
+          <w:tcPr>
+            <w:tcW w:w="2027" w:type="dxa"/>
+            <w:vAlign w:val="center"/>
+          </w:tcPr>
+          <w:p>
+            <w:pPr>
+              <w:ind w:firstLine="0"/>
+              <w:rPr>
+                <w:b/>
+                <w:bCs/>
+              </w:rPr>
+            </w:pPr>
+            <w:r>
+              <w:rPr>
+                <w:rFonts w:cs="Times New Roman"/>
+                <w:b/>
+                <w:bCs/>
+                <w:szCs w:val="28"/>
+              </w:rPr>
+              <w:t>Устройство</w:t>
+            </w:r>
+          </w:p>
+        </w:tc>
+        <w:tc>
+          <w:tcPr>
+            <w:tcW w:w="2027" w:type="dxa"/>
+            <w:vAlign w:val="center"/>
+          </w:tcPr>
+          <w:p>
+            <w:pPr>
+              <w:ind w:firstLine="0"/>
+              <w:rPr>
+                <w:b/>
+                <w:bCs/>
+              </w:rPr>
+            </w:pPr>
+            <w:r>
+              <w:rPr>
+                <w:rFonts w:cs="Times New Roman"/>
+                <w:b/>
+                <w:bCs/>
+                <w:szCs w:val="28"/>
+              </w:rPr>
+              <w:t>Интерфейс</w:t>
+            </w:r>
+          </w:p>
+        </w:tc>
+        <w:tc>
+          <w:tcPr>
+            <w:tcW w:w="2027" w:type="dxa"/>
+            <w:vAlign w:val="center"/>
+          </w:tcPr>
+          <w:p>
+            <w:pPr>
+              <w:ind w:firstLine="0"/>
+              <w:rPr>
+                <w:b/>
+                <w:bCs/>
+              </w:rPr>
+            </w:pPr>
+            <w:r>
+              <w:rPr>
+                <w:rFonts w:cs="Times New Roman"/>
+                <w:b/>
+                <w:bCs/>
+                <w:szCs w:val="28"/>
+                <w:lang w:val="en-US"/>
+              </w:rPr>
+              <w:t>IP-</w:t>
+            </w:r>
+            <w:r>
+              <w:rPr>
+                <w:rFonts w:cs="Times New Roman"/>
+                <w:b/>
+                <w:bCs/>
+                <w:szCs w:val="28"/>
+              </w:rPr>
+              <w:t>адрес</w:t>
+            </w:r>
+          </w:p>
+        </w:tc>
+        <w:tc>
+          <w:tcPr>
+            <w:tcW w:w="2028" w:type="dxa"/>
+            <w:vAlign w:val="center"/>
+          </w:tcPr>
+          <w:p>
+            <w:pPr>
+              <w:ind w:firstLine="0"/>
+              <w:rPr>
+                <w:b/>
+                <w:bCs/>
+              </w:rPr>
+            </w:pPr>
+            <w:r>
+              <w:rPr>
+                <w:rFonts w:cs="Times New Roman"/>
+                <w:b/>
+                <w:bCs/>
+                <w:szCs w:val="28"/>
+              </w:rPr>
+              <w:t>Маска</w:t>
+            </w:r>
+          </w:p>
+        </w:tc>
+        <w:tc>
+          <w:tcPr>
+            <w:tcW w:w="2028" w:type="dxa"/>
+            <w:vAlign w:val="center"/>
+          </w:tcPr>
+          <w:p>
+            <w:pPr>
+              <w:ind w:firstLine="0"/>
+              <w:rPr>
+                <w:b/>
+                <w:bCs/>
+              </w:rPr>
+            </w:pPr>
+            <w:r>
+              <w:rPr>
+                <w:rFonts w:cs="Times New Roman"/>
+                <w:b/>
+                <w:bCs/>
+                <w:szCs w:val="28"/>
+              </w:rPr>
+              <w:t>Шлюз</w:t>
+            </w:r>
+          </w:p>
+        </w:tc>
+      </w:tr>
+      <w:tr>
+        <w:tc>
+          <w:tcPr>
+            <w:tcW w:w="2027" w:type="dxa"/>
+            <w:vAlign w:val="center"/>
+          </w:tcPr>
+          <w:p>
+            <w:pPr>
+              <w:ind w:firstLine="0"/>
+              <w:rPr>
+                <w:lang w:val="en-US"/>
+              </w:rPr>
+            </w:pPr>
+            <w:r>
+              <w:rPr>
+                <w:rFonts w:cs="Times New Roman"/>
+                <w:szCs w:val="28"/>
+                <w:lang w:val="en-US"/>
+              </w:rPr>
+              <w:t>PC0</w:t>
+            </w:r>
+          </w:p>
+        </w:tc>
+        <w:tc>
+          <w:tcPr>
+            <w:tcW w:w="2027" w:type="dxa"/>
+            <w:vAlign w:val="center"/>
+          </w:tcPr>
+          <w:p>
+            <w:pPr>
+              <w:ind w:firstLine="0"/>
+              <w:rPr>
+                <w:lang w:val="en-US"/>
+              </w:rPr>
+            </w:pPr>
+            <w:r>
+              <w:rPr>
+                <w:rFonts w:cs="Times New Roman"/>
+                <w:szCs w:val="28"/>
+                <w:lang w:val="en-US"/>
+              </w:rPr>
+              <w:t>Fa0/0</w:t>
+            </w:r>
+          </w:p>
+        </w:tc>
+        <w:tc>
+          <w:tcPr>
+            <w:tcW w:w="2027" w:type="dxa"/>
+            <w:vAlign w:val="center"/>
+          </w:tcPr>
+          <w:p>
+            <w:pPr>
+              <w:ind w:firstLine="0"/>
+            </w:pPr>
+            <w:r>
+              <w:rPr>
+                <w:rFonts w:cs="Times New Roman"/>
+                <w:szCs w:val="28"/>
+                <w:lang w:val="en-US"/>
+              </w:rPr>
+              <w:t>192.168.0.2</w:t>
+            </w:r>
+          </w:p>
+        </w:tc>
+        <w:tc>
+          <w:tcPr>
+            <w:tcW w:w="2028" w:type="dxa"/>
+            <w:vMerge w:val="restart"/>
+            <w:vAlign w:val="center"/>
+          </w:tcPr>
+          <w:p>
+            <w:pPr>
+              <w:ind w:firstLine="0"/>
+            </w:pPr>
+            <w:r>
+              <w:rPr>
+                <w:rFonts w:cs="Times New Roman"/>
+                <w:szCs w:val="28"/>
+                <w:lang w:val="en-US"/>
+              </w:rPr>
+              <w:t>255.255.255.0</w:t>
+            </w:r>
+          </w:p>
+        </w:tc>
+        <w:tc>
+          <w:tcPr>
+            <w:tcW w:w="2028" w:type="dxa"/>
+            <w:vMerge w:val="restart"/>
+            <w:vAlign w:val="center"/>
+          </w:tcPr>
+          <w:p>
+            <w:pPr>
+              <w:ind w:firstLine="0"/>
+            </w:pPr>
+            <w:r>
+              <w:rPr>
+                <w:rFonts w:cs="Times New Roman"/>
+                <w:szCs w:val="28"/>
+                <w:highlight w:val="cyan"/>
+              </w:rPr>
+              <w:t>192.168.0.1</w:t>
+            </w:r>
+          </w:p>
+        </w:tc>
+      </w:tr>
+      <w:tr>
+        <w:tc>
+          <w:tcPr>
+            <w:tcW w:w="2027" w:type="dxa"/>
+            <w:vAlign w:val="center"/>
+          </w:tcPr>
+          <w:p>
+            <w:pPr>
+              <w:ind w:firstLine="0"/>
+            </w:pPr>
+            <w:r>
+              <w:rPr>
+                <w:rFonts w:cs="Times New Roman"/>
+                <w:szCs w:val="28"/>
+                <w:lang w:val="en-US"/>
+              </w:rPr>
+              <w:t>PC1</w:t>
+            </w:r>
+          </w:p>
+        </w:tc>
+        <w:tc>
+          <w:tcPr>
+            <w:tcW w:w="2027" w:type="dxa"/>
+            <w:vAlign w:val="center"/>
+          </w:tcPr>
+          <w:p>
+            <w:pPr>
+              <w:ind w:firstLine="0"/>
+            </w:pPr>
+            <w:r>
+              <w:rPr>
+                <w:rFonts w:cs="Times New Roman"/>
+                <w:szCs w:val="28"/>
+                <w:lang w:val="en-US"/>
+              </w:rPr>
+              <w:t>Fa0/0</w:t>
+            </w:r>
+          </w:p>
+        </w:tc>
+        <w:tc>
+          <w:tcPr>
+            <w:tcW w:w="2027" w:type="dxa"/>
+            <w:vAlign w:val="center"/>
+          </w:tcPr>
+          <w:p>
+            <w:pPr>
+              <w:ind w:firstLine="0"/>
+            </w:pPr>
+            <w:r>
+              <w:rPr>
+                <w:rFonts w:cs="Times New Roman"/>
+                <w:szCs w:val="28"/>
+                <w:lang w:val="en-US"/>
+              </w:rPr>
+              <w:t>192.168.0.3</w:t>
+            </w:r>
+          </w:p>
+        </w:tc>
+        <w:tc>
+          <w:tcPr>
+            <w:tcW w:w="2028" w:type="dxa"/>
+            <w:vMerge/>
+            <w:vAlign w:val="center"/>
+          </w:tcPr>
+          <w:p>
+            <w:pPr>
+              <w:ind w:firstLine="0"/>
+            </w:pPr>
+          </w:p>
+        </w:tc>
+        <w:tc>
+          <w:tcPr>
+            <w:tcW w:w="2028" w:type="dxa"/>
+            <w:vMerge/>
+            <w:vAlign w:val="center"/>
+          </w:tcPr>
+          <w:p>
+            <w:pPr>
+              <w:ind w:firstLine="0"/>
+            </w:pPr>
+          </w:p>
+        </w:tc>
+      </w:tr>
+      <w:tr>
+        <w:tc>
+          <w:tcPr>
+            <w:tcW w:w="2027" w:type="dxa"/>
+            <w:vMerge w:val="restart"/>
+            <w:vAlign w:val="center"/>
+          </w:tcPr>
+          <w:p>
+            <w:pPr>
+              <w:ind w:firstLine="0"/>
+            </w:pPr>
+            <w:r>
+              <w:rPr>
+                <w:rFonts w:cs="Times New Roman"/>
+                <w:szCs w:val="28"/>
+                <w:lang w:val="en-US"/>
+              </w:rPr>
+              <w:t>Router0</w:t>
+            </w:r>
+          </w:p>
+        </w:tc>
+        <w:tc>
+          <w:tcPr>
+            <w:tcW w:w="2027" w:type="dxa"/>
+            <w:vAlign w:val="center"/>
+          </w:tcPr>
+          <w:p>
+            <w:pPr>
+              <w:ind w:firstLine="0"/>
+            </w:pPr>
+            <w:r>
+              <w:rPr>
+                <w:rFonts w:cs="Times New Roman"/>
+                <w:szCs w:val="28"/>
+                <w:lang w:val="en-US"/>
+              </w:rPr>
+              <w:t>Fa0/0</w:t>
+            </w:r>
+          </w:p>
+        </w:tc>
+        <w:tc>
+          <w:tcPr>
+            <w:tcW w:w="2027" w:type="dxa"/>
+            <w:vAlign w:val="center"/>
+          </w:tcPr>
+          <w:p>
+            <w:pPr>
+              <w:ind w:firstLine="0"/>
+            </w:pPr>
+            <w:r>
+              <w:rPr>
+                <w:rFonts w:cs="Times New Roman"/>
+                <w:szCs w:val="28"/>
+                <w:highlight w:val="cyan"/>
+              </w:rPr>
+              <w:t>192.168.0.1</w:t>
+            </w:r>
+          </w:p>
+        </w:tc>
+        <w:tc>
+          <w:tcPr>
+            <w:tcW w:w="2028" w:type="dxa"/>
+            <w:vAlign w:val="center"/>
+          </w:tcPr>
+          <w:p>
+            <w:pPr>
+              <w:ind w:firstLine="0"/>
+            </w:pPr>
+            <w:r>
+              <w:rPr>
+                <w:rFonts w:cs="Times New Roman"/>
+                <w:szCs w:val="28"/>
+                <w:lang w:val="en-US"/>
+              </w:rPr>
+              <w:t>255.255.255.0</w:t>
+            </w:r>
+          </w:p>
+        </w:tc>
+        <w:tc>
+          <w:tcPr>
+            <w:tcW w:w="2028" w:type="dxa"/>
+            <w:vAlign w:val="center"/>
+          </w:tcPr>
+          <w:p>
+            <w:pPr>
+              <w:ind w:firstLine="0"/>
+            </w:pPr>
+            <w:r>
+              <w:rPr>
+                <w:rFonts w:cs="Times New Roman"/>
+                <w:szCs w:val="28"/>
+                <w:lang w:val="en-US"/>
+              </w:rPr>
+              <w:t>-</w:t>
+            </w:r>
+          </w:p>
+        </w:tc>
+      </w:tr>
+      <w:tr>
+        <w:tc>
+          <w:tcPr>
+            <w:tcW w:w="2027" w:type="dxa"/>
+            <w:vMerge/>
+            <w:vAlign w:val="center"/>
+          </w:tcPr>
+          <w:p>
+            <w:pPr>
+              <w:ind w:firstLine="0"/>
+            </w:pPr>
+          </w:p>
+        </w:tc>
+        <w:tc>
+          <w:tcPr>
+            <w:tcW w:w="2027" w:type="dxa"/>
+            <w:vAlign w:val="center"/>
+          </w:tcPr>
+          <w:p>
+            <w:pPr>
+              <w:ind w:firstLine="0"/>
+            </w:pPr>
+            <w:r>
+              <w:rPr>
+                <w:rFonts w:cs="Times New Roman"/>
+                <w:szCs w:val="28"/>
+                <w:lang w:val="en-US"/>
+              </w:rPr>
+              <w:t>Fa0/1</w:t>
+            </w:r>
+          </w:p>
+        </w:tc>
+        <w:tc>
+          <w:tcPr>
+            <w:tcW w:w="2027" w:type="dxa"/>
+            <w:vAlign w:val="center"/>
+          </w:tcPr>
+          <w:p>
+            <w:pPr>
+              <w:ind w:firstLine="0"/>
+            </w:pPr>
+            <w:r>
+              <w:rPr>
+                <w:rFonts w:cs="Times New Roman"/>
+                <w:szCs w:val="28"/>
+                <w:highlight w:val="green"/>
+              </w:rPr>
+              <w:t>11.0.0.1</w:t>
+            </w:r>
+          </w:p>
+        </w:tc>
+        <w:tc>
+          <w:tcPr>
+            <w:tcW w:w="2028" w:type="dxa"/>
+            <w:vAlign w:val="center"/>
+          </w:tcPr>
+          <w:p>
+            <w:pPr>
+              <w:ind w:firstLine="0"/>
+            </w:pPr>
+            <w:r>
+              <w:rPr>
+                <w:rFonts w:cs="Times New Roman"/>
+                <w:szCs w:val="28"/>
+              </w:rPr>
+              <w:t>255.0.0.0</w:t>
+            </w:r>
+          </w:p>
+        </w:tc>
+        <w:tc>
+          <w:tcPr>
+            <w:tcW w:w="2028" w:type="dxa"/>
+            <w:vAlign w:val="center"/>
+          </w:tcPr>
+          <w:p>
+            <w:pPr>
+              <w:ind w:firstLine="0"/>
+            </w:pPr>
+            <w:r>
+              <w:rPr>
+                <w:rFonts w:cs="Times New Roman"/>
+                <w:szCs w:val="28"/>
+                <w:lang w:val="en-US"/>
+              </w:rPr>
+              <w:t>-</w:t>
+            </w:r>
+          </w:p>
+        </w:tc>
+      </w:tr>
+      <w:tr>
+        <w:tc>
+          <w:tcPr>
+            <w:tcW w:w="2027" w:type="dxa"/>
+            <w:vMerge w:val="restart"/>
+            <w:vAlign w:val="center"/>
+          </w:tcPr>
+          <w:p>
+            <w:pPr>
+              <w:ind w:firstLine="0"/>
+            </w:pPr>
+            <w:r>
+              <w:rPr>
+                <w:rFonts w:cs="Times New Roman"/>
+                <w:szCs w:val="28"/>
+                <w:lang w:val="en-US"/>
+              </w:rPr>
+              <w:t>Router1</w:t>
+            </w:r>
+          </w:p>
+        </w:tc>
+        <w:tc>
+          <w:tcPr>
+            <w:tcW w:w="2027" w:type="dxa"/>
+            <w:vAlign w:val="center"/>
+          </w:tcPr>
+          <w:p>
+            <w:pPr>
+              <w:ind w:firstLine="0"/>
+            </w:pPr>
+            <w:r>
+              <w:rPr>
+                <w:rFonts w:cs="Times New Roman"/>
+                <w:szCs w:val="28"/>
+                <w:lang w:val="en-US"/>
+              </w:rPr>
+              <w:t>Fa0/0</w:t>
+            </w:r>
+          </w:p>
+        </w:tc>
+        <w:tc>
+          <w:tcPr>
+            <w:tcW w:w="2027" w:type="dxa"/>
+            <w:vAlign w:val="center"/>
+          </w:tcPr>
+          <w:p>
+            <w:pPr>
+              <w:ind w:firstLine="0"/>
+            </w:pPr>
+            <w:r>
+              <w:rPr>
+                <w:rFonts w:cs="Times New Roman"/>
+                <w:szCs w:val="28"/>
+                <w:highlight w:val="green"/>
+              </w:rPr>
+              <w:t>11.0.0.2</w:t>
+            </w:r>
+          </w:p>
+        </w:tc>
+        <w:tc>
+          <w:tcPr>
+            <w:tcW w:w="2028" w:type="dxa"/>
+            <w:vAlign w:val="center"/>
+          </w:tcPr>
+          <w:p>
+            <w:pPr>
+              <w:ind w:firstLine="0"/>
+            </w:pPr>
+            <w:r>
+              <w:rPr>
+                <w:rFonts w:cs="Times New Roman"/>
+                <w:szCs w:val="28"/>
+              </w:rPr>
+              <w:t>255.0.0.0</w:t>
+            </w:r>
+          </w:p>
+        </w:tc>
+        <w:tc>
+          <w:tcPr>
+            <w:tcW w:w="2028" w:type="dxa"/>
+            <w:vAlign w:val="center"/>
+          </w:tcPr>
+          <w:p>
+            <w:pPr>
+              <w:ind w:firstLine="0"/>
+            </w:pPr>
+            <w:r>
+              <w:rPr>
+                <w:rFonts w:cs="Times New Roman"/>
+                <w:szCs w:val="28"/>
+                <w:lang w:val="en-US"/>
+              </w:rPr>
+              <w:t>-</w:t>
+            </w:r>
+          </w:p>
+        </w:tc>
+      </w:tr>
+      <w:tr>
+        <w:tc>
+          <w:tcPr>
+            <w:tcW w:w="2027" w:type="dxa"/>
+            <w:vMerge/>
+            <w:vAlign w:val="center"/>
+          </w:tcPr>
+          <w:p>
+            <w:pPr>
+              <w:ind w:firstLine="0"/>
+            </w:pPr>
+          </w:p>
+        </w:tc>
+        <w:tc>
+          <w:tcPr>
+            <w:tcW w:w="2027" w:type="dxa"/>
+            <w:vAlign w:val="center"/>
+          </w:tcPr>
+          <w:p>
+            <w:pPr>
+              <w:ind w:firstLine="0"/>
+            </w:pPr>
+            <w:r>
+              <w:rPr>
+                <w:rFonts w:cs="Times New Roman"/>
+                <w:szCs w:val="28"/>
+                <w:lang w:val="en-US"/>
+              </w:rPr>
+              <w:t>Fa0/1</w:t>
+            </w:r>
+          </w:p>
+        </w:tc>
+        <w:tc>
+          <w:tcPr>
+            <w:tcW w:w="2027" w:type="dxa"/>
+            <w:vAlign w:val="center"/>
+          </w:tcPr>
+          <w:p>
+            <w:pPr>
+              <w:ind w:firstLine="0"/>
+            </w:pPr>
+            <w:r>
+              <w:rPr>
+                <w:rFonts w:cs="Times New Roman"/>
+                <w:szCs w:val="28"/>
+                <w:highlight w:val="yellow"/>
+              </w:rPr>
+              <w:t>12.0.0.1</w:t>
+            </w:r>
+          </w:p>
+        </w:tc>
+        <w:tc>
+          <w:tcPr>
+            <w:tcW w:w="2028" w:type="dxa"/>
+            <w:vAlign w:val="center"/>
+          </w:tcPr>
+          <w:p>
+            <w:pPr>
+              <w:ind w:firstLine="0"/>
+            </w:pPr>
+            <w:r>
+              <w:rPr>
+                <w:rFonts w:cs="Times New Roman"/>
+                <w:szCs w:val="28"/>
+              </w:rPr>
+              <w:t>255.0.0.0</w:t>
+            </w:r>
+          </w:p>
+        </w:tc>
+        <w:tc>
+          <w:tcPr>
+            <w:tcW w:w="2028" w:type="dxa"/>
+            <w:vAlign w:val="center"/>
+          </w:tcPr>
+          <w:p>
+            <w:pPr>
+              <w:ind w:firstLine="0"/>
+            </w:pPr>
+            <w:r>
+              <w:rPr>
+                <w:rFonts w:cs="Times New Roman"/>
+                <w:szCs w:val="28"/>
+                <w:lang w:val="en-US"/>
+              </w:rPr>
+              <w:t>-</w:t>
+            </w:r>
+          </w:p>
+        </w:tc>
+      </w:tr>
+      <w:tr>
+        <w:tc>
+          <w:tcPr>
+            <w:tcW w:w="2027" w:type="dxa"/>
+            <w:vAlign w:val="center"/>
+          </w:tcPr>
+          <w:p>
+            <w:pPr>
+              <w:ind w:firstLine="0"/>
+            </w:pPr>
+            <w:r>
+              <w:rPr>
+                <w:rFonts w:cs="Times New Roman"/>
+                <w:szCs w:val="28"/>
+                <w:lang w:val="en-US"/>
+              </w:rPr>
+              <w:t>PC2</w:t>
+            </w:r>
+          </w:p>
+        </w:tc>
+        <w:tc>
+          <w:tcPr>
+            <w:tcW w:w="2027" w:type="dxa"/>
+            <w:vAlign w:val="center"/>
+          </w:tcPr>
+          <w:p>
+            <w:pPr>
+              <w:ind w:firstLine="0"/>
+            </w:pPr>
+            <w:r>
+              <w:rPr>
+                <w:rFonts w:cs="Times New Roman"/>
+                <w:szCs w:val="28"/>
+                <w:lang w:val="en-US"/>
+              </w:rPr>
+              <w:t>Fa0/0</w:t>
+            </w:r>
+          </w:p>
+        </w:tc>
+        <w:tc>
+          <w:tcPr>
+            <w:tcW w:w="2027" w:type="dxa"/>
+            <w:vAlign w:val="center"/>
+          </w:tcPr>
+          <w:p>
+            <w:pPr>
+              <w:ind w:firstLine="0"/>
+            </w:pPr>
+            <w:r>
+              <w:rPr>
+                <w:rFonts w:cs="Times New Roman"/>
+                <w:szCs w:val="28"/>
+              </w:rPr>
+              <w:t>12.0.0.</w:t>
+            </w:r>
+            <w:r>
+              <w:rPr>
+                <w:rFonts w:cs="Times New Roman"/>
+                <w:szCs w:val="28"/>
+                <w:lang w:val="en-US"/>
+              </w:rPr>
+              <w:t>2</w:t>
+            </w:r>
+          </w:p>
+        </w:tc>
+        <w:tc>
+          <w:tcPr>
+            <w:tcW w:w="2028" w:type="dxa"/>
+            <w:vMerge w:val="restart"/>
+            <w:vAlign w:val="center"/>
+          </w:tcPr>
+          <w:p>
+            <w:pPr>
+              <w:ind w:firstLine="0"/>
+            </w:pPr>
+            <w:r>
+              <w:rPr>
+                <w:rFonts w:cs="Times New Roman"/>
+                <w:szCs w:val="28"/>
+              </w:rPr>
+              <w:t>255.0.0.0</w:t>
+            </w:r>
+          </w:p>
+        </w:tc>
+        <w:tc>
+          <w:tcPr>
+            <w:tcW w:w="2028" w:type="dxa"/>
+            <w:vMerge w:val="restart"/>
+            <w:vAlign w:val="center"/>
+          </w:tcPr>
+          <w:p>
+            <w:pPr>
+              <w:ind w:firstLine="0"/>
+            </w:pPr>
+            <w:r>
+              <w:rPr>
+                <w:rFonts w:cs="Times New Roman"/>
+                <w:szCs w:val="28"/>
+                <w:highlight w:val="yellow"/>
+              </w:rPr>
+              <w:t>12.0.0.1</w:t>
+            </w:r>
+          </w:p>
+        </w:tc>
+      </w:tr>
+      <w:tr>
+        <w:tc>
+          <w:tcPr>
+            <w:tcW w:w="2027" w:type="dxa"/>
+            <w:vAlign w:val="center"/>
+          </w:tcPr>
+          <w:p>
+            <w:pPr>
+              <w:ind w:firstLine="0"/>
+            </w:pPr>
+            <w:r>
+              <w:rPr>
+                <w:rFonts w:cs="Times New Roman"/>
+                <w:szCs w:val="28"/>
+                <w:lang w:val="en-US"/>
+              </w:rPr>
+              <w:t>Server0</w:t>
+            </w:r>
+          </w:p>
+        </w:tc>
+        <w:tc>
+          <w:tcPr>
+            <w:tcW w:w="2027" w:type="dxa"/>
+            <w:vAlign w:val="center"/>
+          </w:tcPr>
+          <w:p>
+            <w:pPr>
+              <w:ind w:firstLine="0"/>
+            </w:pPr>
+            <w:r>
+              <w:rPr>
+                <w:rFonts w:cs="Times New Roman"/>
+                <w:szCs w:val="28"/>
+                <w:lang w:val="en-US"/>
+              </w:rPr>
+              <w:t>Fa0/0</w:t>
+            </w:r>
+          </w:p>
+        </w:tc>
+        <w:tc>
+          <w:tcPr>
+            <w:tcW w:w="2027" w:type="dxa"/>
+            <w:vAlign w:val="center"/>
+          </w:tcPr>
+          <w:p>
+            <w:pPr>
+              <w:ind w:firstLine="0"/>
+            </w:pPr>
+            <w:r>
+              <w:rPr>
+                <w:rFonts w:cs="Times New Roman"/>
+                <w:szCs w:val="28"/>
+              </w:rPr>
+              <w:t>12.0.0.1</w:t>
+            </w:r>
+            <w:r>
+              <w:rPr>
+                <w:rFonts w:cs="Times New Roman"/>
+                <w:szCs w:val="28"/>
+                <w:lang w:val="en-US"/>
+              </w:rPr>
+              <w:t>00</w:t>
+            </w:r>
+          </w:p>
+        </w:tc>
+        <w:tc>
+          <w:tcPr>
+            <w:tcW w:w="2028" w:type="dxa"/>
+            <w:vMerge/>
+            <w:vAlign w:val="center"/>
+          </w:tcPr>
+          <w:p>
+            <w:pPr>
+              <w:ind w:firstLine="0"/>
+            </w:pPr>
+          </w:p>
+        </w:tc>
+        <w:tc>
+          <w:tcPr>
+            <w:tcW w:w="2028" w:type="dxa"/>
+            <w:vMerge/>
+            <w:vAlign w:val="center"/>
+          </w:tcPr>
+          <w:p>
+            <w:pPr>
+              <w:ind w:firstLine="0"/>
+            </w:pPr>
+          </w:p>
+        </w:tc>
+      </w:tr>
+    </w:tbl>
+    <w:p>
+      <w:pPr>
+        <w:ind w:firstLine="0"/>
+      </w:pPr>
+    </w:p>
+    <w:p>
+      <w:r>
+        <w:t>Затем была настроена статическая маршрутизация для обеих сетей.</w:t>
+      </w:r>
+    </w:p>
+    <w:p/>
+    <w:p>
+      <w:pPr>
+        <w:pStyle w:val="af"/>
+        <w:rPr>
+          <w:b/>
+          <w:bCs/>
+          <w:lang w:val="en-US"/>
+        </w:rPr>
+      </w:pPr>
+      <w:r>
+        <w:rPr>
+          <w:b/>
+          <w:bCs/>
+        </w:rPr>
+        <w:t>Router0</w:t>
+      </w:r>
+      <w:r>
+        <w:t xml:space="preserve">(config)#ip route </w:t>
+      </w:r>
+      <w:r>
+        <w:rPr>
+          <w:b/>
+          <w:bCs/>
+        </w:rPr>
+        <w:t>12.0.0.0</w:t>
+      </w:r>
+      <w:r>
+        <w:t xml:space="preserve"> 255.0.0.0 </w:t>
+      </w:r>
+      <w:r>
+        <w:rPr>
+          <w:b/>
+          <w:bCs/>
+        </w:rPr>
+        <w:t>11.0.0.2</w:t>
+      </w:r>
+    </w:p>
+    <w:p>
+      <w:pPr>
+        <w:pStyle w:val="af"/>
+        <w:rPr>
+          <w:lang w:val="en-US"/>
+        </w:rPr>
+      </w:pPr>
+      <w:r>
+        <w:rPr>
+          <w:b/>
+          <w:bCs/>
+        </w:rPr>
+        <w:t>Router1</w:t>
+      </w:r>
+      <w:r>
+        <w:t xml:space="preserve">(config)#ip route </w:t>
+      </w:r>
+      <w:r>
+        <w:rPr>
+          <w:b/>
+          <w:bCs/>
+        </w:rPr>
+        <w:t>192.168.0.0</w:t>
+      </w:r>
+      <w:r>
+        <w:t xml:space="preserve"> 255.255.255.0 </w:t>
+      </w:r>
+      <w:r>
+        <w:rPr>
+          <w:b/>
+          <w:bCs/>
+        </w:rPr>
+        <w:t>11.0.0.1</w:t>
+      </w:r>
+    </w:p>
+    <w:p>
+      <w:pPr>
+        <w:rPr>
+          <w:lang w:val="en-US"/>
+        </w:rPr>
+      </w:pPr>
+    </w:p>
+    <w:p>
+      <w:r>
+        <w:t xml:space="preserve">Схождение сети было проверено через пингование (рисунок </w:t>
+      </w:r>
+      <w:r>
+        <w:t>3.1.</w:t>
+      </w:r>
+      <w:r>
+        <w:t>2).</w:t>
+      </w:r>
+    </w:p>
+    <w:p/>
+    <w:p>
+      <w:pPr>
+        <w:ind w:firstLine="0"/>
+        <w:jc w:val="center"/>
+      </w:pPr>
+      <w:r>
+        <w:rPr>
+          <w:noProof/>
+        </w:rPr>
+        <w:lastRenderedPageBreak/>
+        <w:drawing>
+          <wp:inline distT="0" distB="0" distL="0" distR="0" wp14:anchorId="4DC41E9A" wp14:editId="169392B7">
+            <wp:extent cx="3794579" cy="1695450"/>
+            <wp:effectExtent l="0" t="0" r="0" b="0"/>
+            <wp:docPr id="1158626962" name="Рисунок 1"/>
+            <wp:cNvGraphicFramePr>
+              <a:graphicFrameLocks xmlns:a="http://schemas.openxmlformats.org/drawingml/2006/main" noChangeAspect="1"/>
+            </wp:cNvGraphicFramePr>
+            <a:graphic xmlns:a="http://schemas.openxmlformats.org/drawingml/2006/main">
+              <a:graphicData uri="http://schemas.openxmlformats.org/drawingml/2006/picture">
+                <pic:pic xmlns:pic="http://schemas.openxmlformats.org/drawingml/2006/picture">
+                  <pic:nvPicPr>
+                    <pic:cNvPr id="1158626962" name=""/>
+                    <pic:cNvPicPr/>
+                  </pic:nvPicPr>
+                  <pic:blipFill>
+                    <a:blip r:embed="rId10"/>
+                    <a:stretch>
+                      <a:fillRect/>
+                    </a:stretch>
+                  </pic:blipFill>
+                  <pic:spPr>
+                    <a:xfrm>
+                      <a:off x="0" y="0"/>
+                      <a:ext cx="3798740" cy="1697309"/>
+                    </a:xfrm>
+                    <a:prstGeom prst="rect">
+                      <a:avLst/>
+                    </a:prstGeom>
+                  </pic:spPr>
+                </pic:pic>
+              </a:graphicData>
+            </a:graphic>
+          </wp:inline>
+        </w:drawing>
+      </w:r>
+    </w:p>
+    <w:p>
+      <w:pPr>
+        <w:ind w:firstLine="0"/>
+        <w:jc w:val="center"/>
+      </w:pPr>
+      <w:r>
+        <w:t xml:space="preserve">Рисунок </w:t>
+      </w:r>
+      <w:r>
+        <w:t>3.1.</w:t>
+      </w:r>
+      <w:r>
+        <w:t xml:space="preserve">2 – Пингование С </w:t>
+      </w:r>
+      <w:r>
+        <w:rPr>
+          <w:lang w:val="en-US"/>
+        </w:rPr>
+        <w:t>PC</w:t>
+      </w:r>
+      <w:r>
+        <w:t xml:space="preserve">0 </w:t>
+      </w:r>
+      <w:r>
+        <w:t xml:space="preserve">на </w:t>
+      </w:r>
+      <w:r>
+        <w:rPr>
+          <w:lang w:val="en-US"/>
+        </w:rPr>
+        <w:t>PC</w:t>
+      </w:r>
+      <w:r>
+        <w:t>2</w:t>
+      </w:r>
+    </w:p>
+    <w:p/>
+    <w:p>
+      <w:r>
+        <w:t>Для более детального исследования</w:t>
+      </w:r>
+      <w:r>
+        <w:t xml:space="preserve"> передачи данных</w:t>
+      </w:r>
+      <w:r>
+        <w:t xml:space="preserve"> между сетями без трансляции адресо</w:t>
+      </w:r>
+      <w:r>
+        <w:t>в</w:t>
+      </w:r>
+      <w:r>
+        <w:t xml:space="preserve"> </w:t>
+      </w:r>
+      <w:r>
+        <w:t xml:space="preserve">Packet Tracer </w:t>
+      </w:r>
+      <w:r>
+        <w:t xml:space="preserve">был переключён </w:t>
+      </w:r>
+      <w:r>
+        <w:t>в режим симуляции</w:t>
+      </w:r>
+      <w:r>
+        <w:t xml:space="preserve">. </w:t>
+      </w:r>
+      <w:r>
+        <w:t xml:space="preserve">Это позволило во </w:t>
+      </w:r>
+      <w:r>
+        <w:t xml:space="preserve">процессе пересылки пакетов </w:t>
+      </w:r>
+      <w:r>
+        <w:t xml:space="preserve">с локального компьютера на сервер </w:t>
+      </w:r>
+      <w:r>
+        <w:t>поэтапно</w:t>
+      </w:r>
+      <w:r>
+        <w:t xml:space="preserve"> </w:t>
+      </w:r>
+      <w:r>
+        <w:t xml:space="preserve">проанализировать </w:t>
+      </w:r>
+      <w:r>
+        <w:t>заголовк</w:t>
+      </w:r>
+      <w:r>
+        <w:t>и</w:t>
+      </w:r>
+      <w:r>
+        <w:t xml:space="preserve"> кадров и пакетов</w:t>
+      </w:r>
+      <w:r>
+        <w:t xml:space="preserve"> (рисунок </w:t>
+      </w:r>
+      <w:r>
+        <w:t>3.1.</w:t>
+      </w:r>
+      <w:r>
+        <w:t>3).</w:t>
+      </w:r>
+    </w:p>
+    <w:p/>
+    <w:p>
+      <w:pPr>
+        <w:ind w:firstLine="0"/>
+        <w:jc w:val="center"/>
+      </w:pPr>
+      <w:r>
+        <w:rPr>
+          <w:noProof/>
+        </w:rPr>
+        <w:drawing>
+          <wp:inline distT="0" distB="0" distL="0" distR="0" wp14:anchorId="46B5DDC2" wp14:editId="49B5AC65">
+            <wp:extent cx="4400550" cy="2456874"/>
+            <wp:effectExtent l="0" t="0" r="0" b="0"/>
+            <wp:docPr id="1289134041" name="Рисунок 1"/>
+            <wp:cNvGraphicFramePr>
+              <a:graphicFrameLocks xmlns:a="http://schemas.openxmlformats.org/drawingml/2006/main" noChangeAspect="1"/>
+            </wp:cNvGraphicFramePr>
+            <a:graphic xmlns:a="http://schemas.openxmlformats.org/drawingml/2006/main">
+              <a:graphicData uri="http://schemas.openxmlformats.org/drawingml/2006/picture">
+                <pic:pic xmlns:pic="http://schemas.openxmlformats.org/drawingml/2006/picture">
+                  <pic:nvPicPr>
+                    <pic:cNvPr id="1289134041" name=""/>
+                    <pic:cNvPicPr/>
+                  </pic:nvPicPr>
+                  <pic:blipFill>
+                    <a:blip r:embed="rId11"/>
+                    <a:stretch>
+                      <a:fillRect/>
+                    </a:stretch>
+                  </pic:blipFill>
+                  <pic:spPr>
+                    <a:xfrm>
+                      <a:off x="0" y="0"/>
+                      <a:ext cx="4410561" cy="2462463"/>
+                    </a:xfrm>
+                    <a:prstGeom prst="rect">
+                      <a:avLst/>
+                    </a:prstGeom>
+                  </pic:spPr>
+                </pic:pic>
+              </a:graphicData>
+            </a:graphic>
+          </wp:inline>
+        </w:drawing>
+      </w:r>
+    </w:p>
+    <w:p>
+      <w:pPr>
+        <w:ind w:firstLine="0"/>
+        <w:jc w:val="center"/>
+      </w:pPr>
+      <w:r>
+        <w:t xml:space="preserve">Рисунок </w:t>
+      </w:r>
+      <w:r>
+        <w:t>3.1.</w:t>
+      </w:r>
+      <w:r>
+        <w:t>3</w:t>
+      </w:r>
+      <w:r>
+        <w:t xml:space="preserve"> – </w:t>
+      </w:r>
+      <w:r>
+        <w:t xml:space="preserve">Структура пакета и кадра </w:t>
+      </w:r>
+      <w:r>
+        <w:t xml:space="preserve">на </w:t>
+      </w:r>
+      <w:r>
+        <w:rPr>
+          <w:lang w:val="en-US"/>
+        </w:rPr>
+        <w:t>Router</w:t>
+      </w:r>
+      <w:r>
+        <w:t>1</w:t>
+      </w:r>
+    </w:p>
+    <w:p/>
+    <w:p>
+      <w:r>
+        <w:t xml:space="preserve">Анализ показал, что </w:t>
+      </w:r>
+      <w:r>
+        <w:t>в отсутствие</w:t>
+      </w:r>
+      <w:r>
+        <w:t xml:space="preserve"> </w:t>
+      </w:r>
+      <w:r>
+        <w:t>трансляции адресов</w:t>
+      </w:r>
+      <w:r>
+        <w:t xml:space="preserve"> </w:t>
+      </w:r>
+      <w:r>
+        <w:rPr>
+          <w:lang w:val="en-US"/>
+        </w:rPr>
+        <w:t>IP</w:t>
+      </w:r>
+      <w:r>
+        <w:t>-</w:t>
+      </w:r>
+      <w:r>
+        <w:t>адрес</w:t>
+      </w:r>
+      <w:r>
+        <w:t xml:space="preserve"> источника и приёмника</w:t>
+      </w:r>
+      <w:r>
+        <w:t xml:space="preserve"> при прохождении сети</w:t>
+      </w:r>
+      <w:r>
+        <w:t xml:space="preserve"> </w:t>
+      </w:r>
+      <w:r>
+        <w:t>не меняются</w:t>
+      </w:r>
+      <w:r>
+        <w:t xml:space="preserve">, меняются лишь </w:t>
+      </w:r>
+      <w:r>
+        <w:rPr>
+          <w:lang w:val="en-US"/>
+        </w:rPr>
+        <w:t>MAC</w:t>
+      </w:r>
+      <w:r>
+        <w:t>-</w:t>
+      </w:r>
+      <w:r>
+        <w:t xml:space="preserve">адреса устройств на канальном уровне. </w:t>
+      </w:r>
+    </w:p>
+    <w:p>
+      <w:r>
+        <w:t xml:space="preserve">Для эмуляции такая конфигурация приемлема, однако в реальной сети </w:t>
+      </w:r>
+      <w:r>
+        <w:t xml:space="preserve">провайдер не может ответить на запрос от частного </w:t>
+      </w:r>
+      <w:r>
+        <w:rPr>
+          <w:lang w:val="en-US"/>
+        </w:rPr>
+        <w:t>IP</w:t>
+      </w:r>
+      <w:r>
+        <w:t xml:space="preserve">. Требуется настройка </w:t>
+      </w:r>
+      <w:r>
+        <w:rPr>
+          <w:lang w:val="en-US"/>
+        </w:rPr>
+        <w:t>NAT</w:t>
+      </w:r>
+      <w:r>
+        <w:t>.</w:t>
+      </w:r>
+    </w:p>
+    <w:p/>
+    <w:p/>
+    <w:p>
+      <w:pPr>
+        <w:pStyle w:val="2"/>
+        <w:numPr>
+          <w:ilvl w:val="1"/>
+          <w:numId w:val="20"/>
+        </w:numPr>
+      </w:pPr>
+      <w:r>
+        <w:rPr>
+          <w:lang w:val="en-US"/>
+        </w:rPr>
+        <w:lastRenderedPageBreak/>
+        <w:t>NAT</w:t>
+      </w:r>
+      <w:r>
+        <w:t xml:space="preserve"> </w:t>
+      </w:r>
+      <w:r>
+        <w:t>с одним внутренним глобальным адресом</w:t>
+      </w:r>
+    </w:p>
+    <w:p>
+      <w:pPr>
+        <w:rPr>
+          <w:lang w:val="en-US"/>
+        </w:rPr>
+      </w:pPr>
+    </w:p>
+    <w:p>
+      <w:r>
+        <w:t>В качестве способа трансляции адресов была выбрана перегрузка</w:t>
+      </w:r>
+      <w:r>
+        <w:t>.</w:t>
+      </w:r>
+      <w:r>
+        <w:t xml:space="preserve"> Затем </w:t>
+      </w:r>
+      <w:r>
+        <w:t xml:space="preserve">маршрутизатор </w:t>
+      </w:r>
+      <w:r>
+        <w:t>локальной сети</w:t>
+      </w:r>
+      <w:r>
+        <w:t xml:space="preserve"> </w:t>
+      </w:r>
+      <w:r>
+        <w:rPr>
+          <w:lang w:val="en-US"/>
+        </w:rPr>
+        <w:t>Router</w:t>
+      </w:r>
+      <w:r>
+        <w:t>0</w:t>
+      </w:r>
+      <w:r>
+        <w:t xml:space="preserve"> </w:t>
+      </w:r>
+      <w:r>
+        <w:t xml:space="preserve">был настроен </w:t>
+      </w:r>
+      <w:r>
+        <w:t>на трансляцию</w:t>
+      </w:r>
+      <w:r>
+        <w:t xml:space="preserve"> с внешними устройствами</w:t>
+      </w:r>
+      <w:r>
+        <w:t xml:space="preserve"> по способу РАТ</w:t>
+      </w:r>
+      <w:r>
+        <w:t>.</w:t>
+      </w:r>
+    </w:p>
+    <w:p>
+      <w:r>
+        <w:t xml:space="preserve">Интерфейс </w:t>
+      </w:r>
+      <w:r>
+        <w:rPr>
+          <w:lang w:val="en-US"/>
+        </w:rPr>
+        <w:t>FastEthernet</w:t>
+      </w:r>
+      <w:r>
+        <w:t xml:space="preserve">0/0 </w:t>
+      </w:r>
+      <w:r>
+        <w:t>был объявлен в качестве внутреннего интерфейса локальной сети.</w:t>
+      </w:r>
+    </w:p>
+    <w:p/>
+    <w:p>
+      <w:pPr>
+        <w:pStyle w:val="af"/>
+        <w:rPr>
+          <w:lang w:val="en-US"/>
+        </w:rPr>
+      </w:pPr>
+      <w:r>
+        <w:rPr>
+          <w:lang w:val="en-US"/>
+        </w:rPr>
+        <w:t>Router0(config)#int FastEthernet 0/0</w:t>
+      </w:r>
+    </w:p>
+    <w:p>
+      <w:pPr>
+        <w:pStyle w:val="af"/>
+        <w:rPr>
+          <w:lang w:val="en-US"/>
+        </w:rPr>
+      </w:pPr>
+      <w:r>
+        <w:rPr>
+          <w:lang w:val="en-US"/>
+        </w:rPr>
+        <w:t>Router0(config-if)#ip nat inside</w:t>
+      </w:r>
+    </w:p>
+    <w:p>
+      <w:pPr>
+        <w:pStyle w:val="af"/>
+      </w:pPr>
+      <w:r>
+        <w:t>Router0(config-if)#exit</w:t>
+      </w:r>
+    </w:p>
+    <w:p/>
+    <w:p>
+      <w:r>
+        <w:t xml:space="preserve">Интерфейс </w:t>
+      </w:r>
+      <w:r>
+        <w:rPr>
+          <w:lang w:val="en-US"/>
+        </w:rPr>
+        <w:t>FastEthernet</w:t>
+      </w:r>
+      <w:r>
+        <w:t xml:space="preserve">0/1, </w:t>
+      </w:r>
+      <w:r>
+        <w:t>подключённый</w:t>
+      </w:r>
+      <w:r>
+        <w:t xml:space="preserve"> </w:t>
+      </w:r>
+      <w:r>
+        <w:t xml:space="preserve">к внешним устройствам, был инициализирован как внешний интерфейс </w:t>
+      </w:r>
+      <w:r>
+        <w:rPr>
+          <w:lang w:val="en-US"/>
+        </w:rPr>
+        <w:t>NAT</w:t>
+      </w:r>
+      <w:r>
+        <w:t>.</w:t>
+      </w:r>
+    </w:p>
+    <w:p/>
+    <w:p>
+      <w:pPr>
+        <w:pStyle w:val="af"/>
+        <w:rPr>
+          <w:lang w:val="en-US"/>
+        </w:rPr>
+      </w:pPr>
+      <w:r>
+        <w:rPr>
+          <w:lang w:val="en-US"/>
+        </w:rPr>
+        <w:t>Router0(config)#int FastEthernet 0/1</w:t>
+      </w:r>
+    </w:p>
+    <w:p>
+      <w:pPr>
+        <w:pStyle w:val="af"/>
+        <w:rPr>
+          <w:lang w:val="en-US"/>
+        </w:rPr>
+      </w:pPr>
+      <w:r>
+        <w:rPr>
+          <w:lang w:val="en-US"/>
+        </w:rPr>
+        <w:t>Router0(config-if)#ip nat outside</w:t>
+      </w:r>
+    </w:p>
+    <w:p>
+      <w:pPr>
+        <w:pStyle w:val="af"/>
+        <w:rPr>
+          <w:lang w:val="en-US"/>
+        </w:rPr>
+      </w:pPr>
+      <w:r>
+        <w:t>Router0(config-if)#exit</w:t>
+      </w:r>
+    </w:p>
+    <w:p>
+      <w:pPr>
+        <w:rPr>
+          <w:lang w:val="en-US"/>
+        </w:rPr>
+      </w:pPr>
+    </w:p>
+    <w:p>
+      <w:pPr>
+        <w:rPr>
+          <w:lang w:val="en-US"/>
+        </w:rPr>
+      </w:pPr>
+      <w:r>
+        <w:t xml:space="preserve">Затем был задан </w:t>
+      </w:r>
+      <w:r>
+        <w:t>пул внешних адресов</w:t>
+      </w:r>
+      <w:r>
+        <w:t xml:space="preserve"> </w:t>
+      </w:r>
+      <w:r>
+        <w:t>–</w:t>
+      </w:r>
+      <w:r>
+        <w:t xml:space="preserve"> </w:t>
+      </w:r>
+      <w:r>
+        <w:t>единственный адрес 11.0.0.1. Таким образом в качестве внутреннего глобального адреса</w:t>
+      </w:r>
+      <w:r>
+        <w:t xml:space="preserve"> для трансляции</w:t>
+      </w:r>
+      <w:r>
+        <w:t xml:space="preserve"> маршрутизатор использует </w:t>
+      </w:r>
+      <w:r>
+        <w:t>свой</w:t>
+      </w:r>
+      <w:r>
+        <w:t xml:space="preserve"> внешн</w:t>
+      </w:r>
+      <w:r>
+        <w:t>ий</w:t>
+      </w:r>
+      <w:r>
+        <w:t xml:space="preserve"> интерфейс.</w:t>
+      </w:r>
+    </w:p>
+    <w:p/>
+    <w:p>
+      <w:pPr>
+        <w:pStyle w:val="af"/>
+        <w:rPr>
+          <w:lang w:val="en-US"/>
+        </w:rPr>
+      </w:pPr>
+      <w:r>
+        <w:rPr>
+          <w:lang w:val="en-US"/>
+        </w:rPr>
+        <w:t>Router0(config)#</w:t>
+      </w:r>
+      <w:r>
+        <w:rPr>
+          <w:lang w:val="en-US"/>
+        </w:rPr>
+        <w:t>ip nat pool natpool 11.0.0.1 11.0.0.1 netmask 255.0.0.0</w:t>
+      </w:r>
+    </w:p>
+    <w:p>
+      <w:pPr>
+        <w:rPr>
+          <w:lang w:val="en-US"/>
+        </w:rPr>
+      </w:pPr>
+    </w:p>
+    <w:p>
+      <w:r>
+        <w:t xml:space="preserve">Был составлен список </w:t>
+      </w:r>
+      <w:r>
+        <w:t>доступа – трансляции подлежат любые внутренние адреса. Н</w:t>
+      </w:r>
+      <w:r>
+        <w:t xml:space="preserve">а основе этого списка </w:t>
+      </w:r>
+      <w:r>
+        <w:t>была установлена динамическая трансляция</w:t>
+      </w:r>
+      <w:r>
+        <w:t xml:space="preserve"> всех частных пакетов в адрес </w:t>
+      </w:r>
+      <w:r>
+        <w:t>11.0.0.1</w:t>
+      </w:r>
+      <w:r>
+        <w:t xml:space="preserve"> способом перегрузки.</w:t>
+      </w:r>
+    </w:p>
+    <w:p/>
+    <w:p>
+      <w:pPr>
+        <w:pStyle w:val="af"/>
+        <w:rPr>
+          <w:lang w:val="en-US"/>
+        </w:rPr>
+      </w:pPr>
+      <w:r>
+        <w:rPr>
+          <w:lang w:val="en-US"/>
+        </w:rPr>
+        <w:t>Router0(config)#access-list 1 permit any</w:t>
+      </w:r>
+    </w:p>
+    <w:p>
+      <w:pPr>
+        <w:pStyle w:val="af"/>
+        <w:rPr>
+          <w:lang w:val="en-US"/>
+        </w:rPr>
+      </w:pPr>
+      <w:r>
+        <w:rPr>
+          <w:lang w:val="en-US"/>
+        </w:rPr>
+        <w:t>Router0(config)#ip nat inside source list 1 pool natpool overload</w:t>
+      </w:r>
+    </w:p>
+    <w:p>
+      <w:pPr>
+        <w:pStyle w:val="af"/>
+        <w:rPr>
+          <w:lang w:val="en-US"/>
+        </w:rPr>
+      </w:pPr>
+      <w:r>
+        <w:rPr>
+          <w:lang w:val="en-US"/>
+        </w:rPr>
+        <w:t>Router0(config)#exit</w:t>
+      </w:r>
+    </w:p>
+    <w:p>
+      <w:pPr>
+        <w:rPr>
+          <w:lang w:val="en-US"/>
+        </w:rPr>
+      </w:pPr>
+    </w:p>
+    <w:p>
+      <w:r>
+        <w:t>Процесс</w:t>
+      </w:r>
+      <w:r>
+        <w:t xml:space="preserve"> </w:t>
+      </w:r>
+      <w:r>
+        <w:t>пингования подтвердил работоспособность сети при текущих настройках (рисунок 3.2.1).</w:t>
+      </w:r>
+    </w:p>
+    <w:p/>
+    <w:p>
+      <w:pPr>
+        <w:ind w:firstLine="0"/>
+        <w:jc w:val="center"/>
+      </w:pPr>
+      <w:r>
+        <w:rPr>
+          <w:noProof/>
+        </w:rPr>
+        <w:lastRenderedPageBreak/>
+        <w:drawing>
+          <wp:inline distT="0" distB="0" distL="0" distR="0" wp14:anchorId="3E11362A" wp14:editId="6995D9AC">
+            <wp:extent cx="3502327" cy="1562100"/>
+            <wp:effectExtent l="0" t="0" r="0" b="0"/>
+            <wp:docPr id="1749857959" name="Рисунок 1"/>
+            <wp:cNvGraphicFramePr>
+              <a:graphicFrameLocks xmlns:a="http://schemas.openxmlformats.org/drawingml/2006/main" noChangeAspect="1"/>
+            </wp:cNvGraphicFramePr>
+            <a:graphic xmlns:a="http://schemas.openxmlformats.org/drawingml/2006/main">
+              <a:graphicData uri="http://schemas.openxmlformats.org/drawingml/2006/picture">
+                <pic:pic xmlns:pic="http://schemas.openxmlformats.org/drawingml/2006/picture">
+                  <pic:nvPicPr>
+                    <pic:cNvPr id="1749857959" name=""/>
+                    <pic:cNvPicPr/>
+                  </pic:nvPicPr>
+                  <pic:blipFill>
+                    <a:blip r:embed="rId12"/>
+                    <a:stretch>
+                      <a:fillRect/>
+                    </a:stretch>
+                  </pic:blipFill>
+                  <pic:spPr>
+                    <a:xfrm>
+                      <a:off x="0" y="0"/>
+                      <a:ext cx="3509536" cy="1565315"/>
+                    </a:xfrm>
+                    <a:prstGeom prst="rect">
+                      <a:avLst/>
+                    </a:prstGeom>
+                  </pic:spPr>
+                </pic:pic>
+              </a:graphicData>
+            </a:graphic>
+          </wp:inline>
+        </w:drawing>
+      </w:r>
+    </w:p>
+    <w:p>
+      <w:pPr>
+        <w:ind w:firstLine="0"/>
+        <w:jc w:val="center"/>
+      </w:pPr>
+      <w:r>
+        <w:t xml:space="preserve">Рисунок 3.2.1 – Пинг </w:t>
+      </w:r>
+      <w:r>
+        <w:rPr>
+          <w:lang w:val="en-US"/>
+        </w:rPr>
+        <w:t>PC</w:t>
+      </w:r>
+      <w:r>
+        <w:t>0-</w:t>
+      </w:r>
+      <w:r>
+        <w:rPr>
+          <w:lang w:val="en-US"/>
+        </w:rPr>
+        <w:t>PC</w:t>
+      </w:r>
+      <w:r>
+        <w:t xml:space="preserve">2 </w:t>
+      </w:r>
+      <w:r>
+        <w:t xml:space="preserve">при трансляции способом </w:t>
+      </w:r>
+      <w:r>
+        <w:rPr>
+          <w:lang w:val="en-US"/>
+        </w:rPr>
+        <w:t>PAT</w:t>
+      </w:r>
+    </w:p>
+    <w:p>
+      <w:pPr>
+        <w:ind w:firstLine="0"/>
+        <w:jc w:val="center"/>
+      </w:pPr>
+    </w:p>
+    <w:p>
+      <w:r>
+        <w:t xml:space="preserve">После передачи пакетов появилась возможность посмотреть таблицу трансляции адресов (рисунок 3.2.2). </w:t>
+      </w:r>
+      <w:r>
+        <w:t>В</w:t>
+      </w:r>
+      <w:r>
+        <w:t xml:space="preserve">идно, что NAT работает корректно: </w:t>
+      </w:r>
+      <w:r>
+        <w:t>данные с</w:t>
+      </w:r>
+      <w:r>
+        <w:t xml:space="preserve"> 192.168.0.2 выход</w:t>
+      </w:r>
+      <w:r>
+        <w:t>я</w:t>
+      </w:r>
+      <w:r>
+        <w:t>т во внешнюю сеть под глобальным адресом 11.0.0.1</w:t>
+      </w:r>
+      <w:r>
+        <w:t>, у каждого пакета пингования запись имеет уникальный идентификатор.</w:t>
+      </w:r>
+    </w:p>
+    <w:p>
+      <w:pPr>
+        <w:ind w:firstLine="0"/>
+      </w:pPr>
+    </w:p>
+    <w:p>
+      <w:pPr>
+        <w:ind w:firstLine="0"/>
+        <w:jc w:val="center"/>
+      </w:pPr>
+      <w:r>
+        <w:rPr>
+          <w:noProof/>
+        </w:rPr>
+        <w:drawing>
+          <wp:inline distT="0" distB="0" distL="0" distR="0" wp14:anchorId="24031A28" wp14:editId="49ECB743">
+            <wp:extent cx="4984750" cy="791350"/>
+            <wp:effectExtent l="0" t="0" r="0" b="0"/>
+            <wp:docPr id="1157924677" name="Рисунок 1"/>
+            <wp:cNvGraphicFramePr>
+              <a:graphicFrameLocks xmlns:a="http://schemas.openxmlformats.org/drawingml/2006/main" noChangeAspect="1"/>
+            </wp:cNvGraphicFramePr>
+            <a:graphic xmlns:a="http://schemas.openxmlformats.org/drawingml/2006/main">
+              <a:graphicData uri="http://schemas.openxmlformats.org/drawingml/2006/picture">
+                <pic:pic xmlns:pic="http://schemas.openxmlformats.org/drawingml/2006/picture">
+                  <pic:nvPicPr>
+                    <pic:cNvPr id="1157924677" name=""/>
+                    <pic:cNvPicPr/>
+                  </pic:nvPicPr>
+                  <pic:blipFill>
+                    <a:blip r:embed="rId13"/>
+                    <a:stretch>
+                      <a:fillRect/>
+                    </a:stretch>
+                  </pic:blipFill>
+                  <pic:spPr>
+                    <a:xfrm>
+                      <a:off x="0" y="0"/>
+                      <a:ext cx="4991019" cy="792345"/>
+                    </a:xfrm>
+                    <a:prstGeom prst="rect">
+                      <a:avLst/>
+                    </a:prstGeom>
+                  </pic:spPr>
+                </pic:pic>
+              </a:graphicData>
+            </a:graphic>
+          </wp:inline>
+        </w:drawing>
+      </w:r>
+    </w:p>
+    <w:p>
+      <w:pPr>
+        <w:ind w:firstLine="0"/>
+        <w:jc w:val="center"/>
+      </w:pPr>
+      <w:r>
+        <w:t>Рисунок 3.2.2 – Таблица трансляции адресов</w:t>
+      </w:r>
+    </w:p>
+    <w:p/>
+    <w:p>
+      <w:r>
+        <w:t>В этом также можно убедиться, анализируя заголовки кадров и пакетов в режиме симуляции (рисунок 3.2.3).</w:t>
+      </w:r>
+    </w:p>
+    <w:p/>
+    <w:p>
+      <w:pPr>
+        <w:ind w:firstLine="0"/>
+        <w:jc w:val="center"/>
+      </w:pPr>
+      <w:r>
+        <w:rPr>
+          <w:noProof/>
+        </w:rPr>
+        <w:drawing>
+          <wp:inline distT="0" distB="0" distL="0" distR="0" wp14:anchorId="72444242" wp14:editId="3CFA006E">
+            <wp:extent cx="4400550" cy="2333565"/>
+            <wp:effectExtent l="0" t="0" r="0" b="0"/>
+            <wp:docPr id="84878110" name="Рисунок 1"/>
+            <wp:cNvGraphicFramePr>
+              <a:graphicFrameLocks xmlns:a="http://schemas.openxmlformats.org/drawingml/2006/main" noChangeAspect="1"/>
+            </wp:cNvGraphicFramePr>
+            <a:graphic xmlns:a="http://schemas.openxmlformats.org/drawingml/2006/main">
+              <a:graphicData uri="http://schemas.openxmlformats.org/drawingml/2006/picture">
+                <pic:pic xmlns:pic="http://schemas.openxmlformats.org/drawingml/2006/picture">
+                  <pic:nvPicPr>
+                    <pic:cNvPr id="84878110" name=""/>
+                    <pic:cNvPicPr/>
+                  </pic:nvPicPr>
+                  <pic:blipFill>
+                    <a:blip r:embed="rId14"/>
+                    <a:stretch>
+                      <a:fillRect/>
+                    </a:stretch>
+                  </pic:blipFill>
+                  <pic:spPr>
+                    <a:xfrm>
+                      <a:off x="0" y="0"/>
+                      <a:ext cx="4405684" cy="2336288"/>
+                    </a:xfrm>
+                    <a:prstGeom prst="rect">
+                      <a:avLst/>
+                    </a:prstGeom>
+                  </pic:spPr>
+                </pic:pic>
+              </a:graphicData>
+            </a:graphic>
+          </wp:inline>
+        </w:drawing>
+      </w:r>
+    </w:p>
+    <w:p>
+      <w:pPr>
+        <w:ind w:firstLine="0"/>
+        <w:jc w:val="center"/>
+      </w:pPr>
+      <w:r>
+        <w:t xml:space="preserve">Рисунок 3.2.3 – Заголовки кадров и пакетов при </w:t>
+      </w:r>
+      <w:r>
+        <w:rPr>
+          <w:lang w:val="en-US"/>
+        </w:rPr>
+        <w:t>PAT</w:t>
+      </w:r>
+      <w:r>
+        <w:t>-</w:t>
+      </w:r>
+      <w:r>
+        <w:t>трансляции</w:t>
+      </w:r>
+    </w:p>
+    <w:p>
+      <w:pPr>
+        <w:spacing w:after="200" w:line="276" w:lineRule="auto"/>
+        <w:ind w:firstLine="0"/>
+        <w:jc w:val="left"/>
+      </w:pPr>
+      <w:r>
+        <w:br w:type="page"/>
+      </w:r>
+    </w:p>
     <w:p>
       <w:pPr>
         <w:pStyle w:val="1"/>
@@ -588,6 +2985,7 @@
         <w:ind w:left="0" w:firstLine="360"/>
       </w:pPr>
       <w:r>
+        <w:lastRenderedPageBreak/>
         <w:t>ВЫВОД</w:t>
       </w:r>
     </w:p>
@@ -598,12 +2996,51 @@
     </w:p>
     <w:p>
       <w:r>
-        <w:t>.</w:t>
+        <w:t xml:space="preserve">В ходе работы </w:t>
+      </w:r>
+      <w:r>
+        <w:t xml:space="preserve">были получены знания о </w:t>
+      </w:r>
+      <w:r>
+        <w:t>соединени</w:t>
+      </w:r>
+      <w:r>
+        <w:t>и локальных компьютерных сетей с внешними и глобальными сетями, способах передачи данных между ними. На практике б</w:t>
+      </w:r>
+      <w:r>
+        <w:t xml:space="preserve">ыла выполнена </w:t>
+      </w:r>
+      <w:r>
+        <w:t>динамическая</w:t>
+      </w:r>
+      <w:r>
+        <w:t xml:space="preserve"> маршрутизация</w:t>
+      </w:r>
+      <w:r>
+        <w:t xml:space="preserve"> способом «перегрузки»</w:t>
+      </w:r>
+      <w:r>
+        <w:t xml:space="preserve">. </w:t>
+      </w:r>
+      <w:r>
+        <w:t>Работа трансляции адресов проверена в процессе пингования и анализа</w:t>
+      </w:r>
+      <w:r>
+        <w:t xml:space="preserve"> заголовк</w:t>
+      </w:r>
+      <w:r>
+        <w:t>ов</w:t>
+      </w:r>
+      <w:r>
+        <w:t xml:space="preserve"> передаваемых пакетов</w:t>
+      </w:r>
+      <w:r>
+        <w:t>. Таким образом удалось переконфигурировать маршрутизатор ЛКС для работы с внешними сетями.</w:t>
       </w:r>
     </w:p>
     <w:sectPr>
-      <w:headerReference w:type="default" r:id="rId8"/>
-      <w:headerReference w:type="first" r:id="rId9"/>
+      <w:headerReference w:type="default" r:id="rId15"/>
+      <w:headerReference w:type="first" r:id="rId16"/>
       <w:pgSz w:w="11906" w:h="16838"/>
       <w:pgMar w:top="851" w:right="567" w:bottom="851" w:left="1418" w:header="680" w:footer="680" w:gutter="0"/>
       <w:cols w:space="708"/>

--- a/7 семестр/ИСИС/ЛР 3/ИСИС ЛР 3.docx
+++ b/7 семестр/ИСИС/ЛР 3/ИСИС ЛР 3.docx
@@ -153,6 +153,24 @@
       </w:pPr>
       <w:r>
         <w:t>ИССЛЕДОВАНИЕ СПОСОБОВ ТРАНСЛЯЦИИ СЕТЕВЫХ АДРЕСОВ</w:t>
+      </w:r>
+    </w:p>
+    <w:p>
+      <w:pPr>
+        <w:ind w:firstLine="0"/>
+        <w:jc w:val="center"/>
+      </w:pPr>
+      <w:r>
+        <w:t xml:space="preserve">по дисциплине </w:t>
+      </w:r>
+    </w:p>
+    <w:p>
+      <w:pPr>
+        <w:ind w:firstLine="0"/>
+        <w:jc w:val="center"/>
+      </w:pPr>
+      <w:r>
+        <w:t>«Инфокоммуникационные системы и сети»</w:t>
       </w:r>
     </w:p>
     <w:p>
@@ -417,11 +435,6 @@
     <w:p>
       <w:pPr>
         <w:ind w:firstLine="0"/>
-      </w:pPr>
-    </w:p>
-    <w:p>
-      <w:pPr>
-        <w:ind w:firstLine="0"/>
         <w:jc w:val="center"/>
       </w:pPr>
       <w:r>
@@ -463,8 +476,13 @@
     </w:p>
     <w:p>
       <w:r>
-        <w:t>Углубление теоретических знаний в области архитектуры компьютерных сетей и сетевых операционных систем, исследование способов трансляции сетевых адресов и приобретение навыков в построении и исследовании связи локальных сетей с глобальной средствами симулятора Cisco Packet Tracer</w:t>
-      </w:r>
+        <w:t xml:space="preserve">Углубление теоретических знаний в области архитектуры компьютерных сетей и сетевых операционных систем, исследование способов трансляции сетевых адресов и приобретение навыков в построении и исследовании связи локальных сетей с глобальной средствами симулятора Cisco Packet </w:t>
+      </w:r>
+      <w:proofErr w:type="spellStart"/>
+      <w:r>
+        <w:t>Tracer</w:t>
+      </w:r>
+      <w:proofErr w:type="spellEnd"/>
       <w:r>
         <w:t>.</w:t>
       </w:r>
@@ -503,10 +521,7 @@
         <w:t xml:space="preserve"> </w:t>
       </w:r>
       <w:r>
-        <w:t>Изучить теоретический материал, относящийся к разделу «Локальные компьютерные сети». Особое внимание следует уделить подразделам «Списки доступа» и «Трансляция сетевых адресов», устройству и конфигурации маршрутизаторов</w:t>
-      </w:r>
-      <w:r>
-        <w:t>;</w:t>
+        <w:t>Изучить теоретический материал, относящийся к разделу «Локальные компьютерные сети». Особое внимание следует уделить подразделам «Списки доступа» и «Трансляция сетевых адресов», устройству и конфигурации маршрутизаторов;</w:t>
       </w:r>
     </w:p>
     <w:p>
@@ -519,7 +534,15 @@
         <w:ind w:hanging="578"/>
       </w:pPr>
       <w:r>
-        <w:t>Построить в окне эмулятора Packet Tracer локальную сеть, подключ</w:t>
+        <w:t xml:space="preserve">Построить в окне эмулятора Packet </w:t>
+      </w:r>
+      <w:proofErr w:type="spellStart"/>
+      <w:r>
+        <w:t>Tracer</w:t>
+      </w:r>
+      <w:proofErr w:type="spellEnd"/>
+      <w:r>
+        <w:t xml:space="preserve"> локальную сеть, подключ</w:t>
       </w:r>
       <w:r>
         <w:t>ё</w:t>
@@ -629,10 +652,7 @@
         <w:ind w:hanging="578"/>
       </w:pPr>
       <w:r>
-        <w:t>Настроить статическую маршрутизацию на обоих маршрутизаторах</w:t>
-      </w:r>
-      <w:r>
-        <w:t>;</w:t>
+        <w:t>Настроить статическую маршрутизацию на обоих маршрутизаторах;</w:t>
       </w:r>
     </w:p>
     <w:p>
@@ -657,10 +677,7 @@
         <w:t>чё</w:t>
       </w:r>
       <w:r>
-        <w:t>та</w:t>
-      </w:r>
-      <w:r>
-        <w:t>;</w:t>
+        <w:t>та;</w:t>
       </w:r>
     </w:p>
     <w:p>
@@ -674,7 +691,15 @@
       </w:pPr>
       <w:r>
         <w:lastRenderedPageBreak/>
-        <w:t>Исследовать в режиме эмуляции Packet Tracer содержимое заголовков кадров и пакетов при отсутствии процедуры трансляции адресов</w:t>
+        <w:t xml:space="preserve">Исследовать в режиме эмуляции Packet </w:t>
+      </w:r>
+      <w:proofErr w:type="spellStart"/>
+      <w:r>
+        <w:t>Tracer</w:t>
+      </w:r>
+      <w:proofErr w:type="spellEnd"/>
+      <w:r>
+        <w:t xml:space="preserve"> содержимое заголовков кадров и пакетов при отсутствии процедуры трансляции адресов</w:t>
       </w:r>
       <w:r>
         <w:t>;</w:t>
@@ -690,10 +715,7 @@
         <w:ind w:hanging="578"/>
       </w:pPr>
       <w:r>
-        <w:t>Выполнить настройку маршрутизатора локальной сети на трансляцию адресов локальных компьютеров по способу РАТ</w:t>
-      </w:r>
-      <w:r>
-        <w:t>;</w:t>
+        <w:t>Выполнить настройку маршрутизатора локальной сети на трансляцию адресов локальных компьютеров по способу РАТ;</w:t>
       </w:r>
     </w:p>
     <w:p>
@@ -706,8 +728,13 @@
         <w:ind w:hanging="578"/>
       </w:pPr>
       <w:r>
-        <w:t>Выполнить пингование сервера и компьютера провайдера при наличии трансляции адресов и исследовать заголовки кадров и пакетов в режиме эмуляции Packet Tracer</w:t>
-      </w:r>
+        <w:t xml:space="preserve">Выполнить пингование сервера и компьютера провайдера при наличии трансляции адресов и исследовать заголовки кадров и пакетов в режиме эмуляции Packet </w:t>
+      </w:r>
+      <w:proofErr w:type="spellStart"/>
+      <w:r>
+        <w:t>Tracer</w:t>
+      </w:r>
+      <w:proofErr w:type="spellEnd"/>
       <w:r>
         <w:t>;</w:t>
       </w:r>
@@ -724,14 +751,70 @@
       <w:r>
         <w:t xml:space="preserve">Проверить таблицу трансляции адресов на маршрутизаторе локальной сети с помощью команды </w:t>
       </w:r>
+      <w:proofErr w:type="spellStart"/>
       <w:r>
         <w:rPr>
           <w:rFonts w:ascii="Courier New" w:hAnsi="Courier New" w:cs="Courier New"/>
           <w:sz w:val="20"/>
           <w:szCs w:val="16"/>
         </w:rPr>
-        <w:t>show ip nat translations</w:t>
-      </w:r>
+        <w:t>show</w:t>
+      </w:r>
+      <w:proofErr w:type="spellEnd"/>
+      <w:r>
+        <w:rPr>
+          <w:rFonts w:ascii="Courier New" w:hAnsi="Courier New" w:cs="Courier New"/>
+          <w:sz w:val="20"/>
+          <w:szCs w:val="16"/>
+        </w:rPr>
+        <w:t xml:space="preserve"> </w:t>
+      </w:r>
+      <w:proofErr w:type="spellStart"/>
+      <w:r>
+        <w:rPr>
+          <w:rFonts w:ascii="Courier New" w:hAnsi="Courier New" w:cs="Courier New"/>
+          <w:sz w:val="20"/>
+          <w:szCs w:val="16"/>
+        </w:rPr>
+        <w:t>ip</w:t>
+      </w:r>
+      <w:proofErr w:type="spellEnd"/>
+      <w:r>
+        <w:rPr>
+          <w:rFonts w:ascii="Courier New" w:hAnsi="Courier New" w:cs="Courier New"/>
+          <w:sz w:val="20"/>
+          <w:szCs w:val="16"/>
+        </w:rPr>
+        <w:t xml:space="preserve"> </w:t>
+      </w:r>
+      <w:proofErr w:type="spellStart"/>
+      <w:r>
+        <w:rPr>
+          <w:rFonts w:ascii="Courier New" w:hAnsi="Courier New" w:cs="Courier New"/>
+          <w:sz w:val="20"/>
+          <w:szCs w:val="16"/>
+        </w:rPr>
+        <w:t>nat</w:t>
+      </w:r>
+      <w:proofErr w:type="spellEnd"/>
+      <w:r>
+        <w:rPr>
+          <w:rFonts w:ascii="Courier New" w:hAnsi="Courier New" w:cs="Courier New"/>
+          <w:sz w:val="20"/>
+          <w:szCs w:val="16"/>
+        </w:rPr>
+        <w:t xml:space="preserve"> </w:t>
+      </w:r>
+      <w:proofErr w:type="spellStart"/>
+      <w:r>
+        <w:rPr>
+          <w:rFonts w:ascii="Courier New" w:hAnsi="Courier New" w:cs="Courier New"/>
+          <w:sz w:val="20"/>
+          <w:szCs w:val="16"/>
+        </w:rPr>
+        <w:t>translations</w:t>
+      </w:r>
+      <w:proofErr w:type="spellEnd"/>
       <w:r>
         <w:t>;</w:t>
       </w:r>
@@ -746,9 +829,6 @@
       <w:pPr>
         <w:spacing w:after="200" w:line="276" w:lineRule="auto"/>
         <w:ind w:firstLine="0"/>
-        <w:rPr>
-          <w:lang w:val="en-US"/>
-        </w:rPr>
       </w:pPr>
     </w:p>
     <w:p>
@@ -841,10 +921,7 @@
     </w:p>
     <w:p>
       <w:r>
-        <w:t xml:space="preserve">Локальная сеть состоит из двух ПК, соединённых коммутатором. </w:t>
-      </w:r>
-      <w:r>
-        <w:t xml:space="preserve">Адрес ЛКС принят за </w:t>
+        <w:t xml:space="preserve">Локальная сеть состоит из двух ПК, соединённых коммутатором. Адрес ЛКС принят за </w:t>
       </w:r>
       <w:r>
         <w:t>192.168.</w:t>
@@ -856,13 +933,7 @@
         <w:t>.0</w:t>
       </w:r>
       <w:r>
-        <w:t>/24</w:t>
-      </w:r>
-      <w:r>
-        <w:t>.</w:t>
-      </w:r>
-      <w:r>
-        <w:t xml:space="preserve"> Для выхода в </w:t>
+        <w:t xml:space="preserve">/24. Для выхода в </w:t>
       </w:r>
       <w:r>
         <w:rPr>
@@ -944,6 +1015,9 @@
         <w:jc w:val="center"/>
       </w:pPr>
       <w:r>
+        <w:rPr>
+          <w:noProof/>
+        </w:rPr>
         <w:lastRenderedPageBreak/>
         <w:drawing>
           <wp:inline distT="0" distB="0" distL="0" distR="0" wp14:anchorId="4473D983" wp14:editId="15184CD9">
@@ -1958,26 +2032,35 @@
         <w:rPr>
           <w:b/>
           <w:bCs/>
+          <w:lang w:val="en-US"/>
         </w:rPr>
         <w:t>Router0</w:t>
       </w:r>
       <w:r>
+        <w:rPr>
+          <w:lang w:val="en-US"/>
+        </w:rPr>
         <w:t xml:space="preserve">(config)#ip route </w:t>
       </w:r>
       <w:r>
         <w:rPr>
           <w:b/>
           <w:bCs/>
+          <w:lang w:val="en-US"/>
         </w:rPr>
         <w:t>12.0.0.0</w:t>
       </w:r>
       <w:r>
+        <w:rPr>
+          <w:lang w:val="en-US"/>
+        </w:rPr>
         <w:t xml:space="preserve"> 255.0.0.0 </w:t>
       </w:r>
       <w:r>
         <w:rPr>
           <w:b/>
           <w:bCs/>
+          <w:lang w:val="en-US"/>
         </w:rPr>
         <w:t>11.0.0.2</w:t>
       </w:r>
@@ -1993,26 +2076,35 @@
         <w:rPr>
           <w:b/>
           <w:bCs/>
+          <w:lang w:val="en-US"/>
         </w:rPr>
         <w:t>Router1</w:t>
       </w:r>
       <w:r>
+        <w:rPr>
+          <w:lang w:val="en-US"/>
+        </w:rPr>
         <w:t xml:space="preserve">(config)#ip route </w:t>
       </w:r>
       <w:r>
         <w:rPr>
           <w:b/>
           <w:bCs/>
+          <w:lang w:val="en-US"/>
         </w:rPr>
         <w:t>192.168.0.0</w:t>
       </w:r>
       <w:r>
+        <w:rPr>
+          <w:lang w:val="en-US"/>
+        </w:rPr>
         <w:t xml:space="preserve"> 255.255.255.0 </w:t>
       </w:r>
       <w:r>
         <w:rPr>
           <w:b/>
           <w:bCs/>
+          <w:lang w:val="en-US"/>
         </w:rPr>
         <w:t>11.0.0.1</w:t>
       </w:r>
@@ -2137,7 +2229,15 @@
         <w:t xml:space="preserve"> </w:t>
       </w:r>
       <w:r>
-        <w:t xml:space="preserve">Packet Tracer </w:t>
+        <w:t xml:space="preserve">Packet </w:t>
+      </w:r>
+      <w:proofErr w:type="spellStart"/>
+      <w:r>
+        <w:t>Tracer</w:t>
+      </w:r>
+      <w:proofErr w:type="spellEnd"/>
+      <w:r>
+        <w:t xml:space="preserve"> </w:t>
       </w:r>
       <w:r>
         <w:t xml:space="preserve">был переключён </w:t>
@@ -2301,13 +2401,7 @@
         <w:t xml:space="preserve"> при прохождении сети</w:t>
       </w:r>
       <w:r>
-        <w:t xml:space="preserve"> </w:t>
-      </w:r>
-      <w:r>
-        <w:t>не меняются</w:t>
-      </w:r>
-      <w:r>
-        <w:t xml:space="preserve">, меняются лишь </w:t>
+        <w:t xml:space="preserve"> не меняются, меняются лишь </w:t>
       </w:r>
       <w:r>
         <w:rPr>
@@ -2372,338 +2466,447 @@
         <w:t>с одним внутренним глобальным адресом</w:t>
       </w:r>
     </w:p>
-    <w:p>
-      <w:pPr>
+    <w:p/>
+    <w:p>
+      <w:r>
+        <w:t>В качестве способа трансляции адресов была выбрана перегрузка</w:t>
+      </w:r>
+      <w:r>
+        <w:t>.</w:t>
+      </w:r>
+      <w:r>
+        <w:t xml:space="preserve"> Затем </w:t>
+      </w:r>
+      <w:r>
+        <w:t xml:space="preserve">маршрутизатор </w:t>
+      </w:r>
+      <w:r>
+        <w:t>локальной сети</w:t>
+      </w:r>
+      <w:r>
+        <w:t xml:space="preserve"> </w:t>
+      </w:r>
+      <w:r>
         <w:rPr>
           <w:lang w:val="en-US"/>
         </w:rPr>
-      </w:pPr>
-    </w:p>
-    <w:p>
-      <w:r>
-        <w:t>В качестве способа трансляции адресов была выбрана перегрузка</w:t>
+        <w:t>Router</w:t>
+      </w:r>
+      <w:r>
+        <w:t>0</w:t>
+      </w:r>
+      <w:r>
+        <w:t xml:space="preserve"> </w:t>
+      </w:r>
+      <w:r>
+        <w:t xml:space="preserve">был настроен </w:t>
+      </w:r>
+      <w:r>
+        <w:t>на трансляцию</w:t>
+      </w:r>
+      <w:r>
+        <w:t xml:space="preserve"> с внешними устройствами</w:t>
+      </w:r>
+      <w:r>
+        <w:t xml:space="preserve"> по способу РАТ</w:t>
       </w:r>
       <w:r>
         <w:t>.</w:t>
       </w:r>
-      <w:r>
-        <w:t xml:space="preserve"> Затем </w:t>
-      </w:r>
-      <w:r>
-        <w:t xml:space="preserve">маршрутизатор </w:t>
-      </w:r>
-      <w:r>
-        <w:t>локальной сети</w:t>
+    </w:p>
+    <w:p>
+      <w:r>
+        <w:t xml:space="preserve">Интерфейс </w:t>
+      </w:r>
+      <w:proofErr w:type="spellStart"/>
+      <w:r>
+        <w:rPr>
+          <w:lang w:val="en-US"/>
+        </w:rPr>
+        <w:t>FastEthernet</w:t>
+      </w:r>
+      <w:proofErr w:type="spellEnd"/>
+      <w:r>
+        <w:t xml:space="preserve">0/0 </w:t>
+      </w:r>
+      <w:r>
+        <w:t>был объявлен в качестве внутреннего интерфейса локальной сети.</w:t>
+      </w:r>
+    </w:p>
+    <w:p/>
+    <w:p>
+      <w:pPr>
+        <w:pStyle w:val="af"/>
+        <w:rPr>
+          <w:lang w:val="en-US"/>
+        </w:rPr>
+      </w:pPr>
+      <w:r>
+        <w:rPr>
+          <w:lang w:val="en-US"/>
+        </w:rPr>
+        <w:t xml:space="preserve">Router0(config)#int </w:t>
+      </w:r>
+      <w:proofErr w:type="spellStart"/>
+      <w:r>
+        <w:rPr>
+          <w:lang w:val="en-US"/>
+        </w:rPr>
+        <w:t>FastEthernet</w:t>
+      </w:r>
+      <w:proofErr w:type="spellEnd"/>
+      <w:r>
+        <w:rPr>
+          <w:lang w:val="en-US"/>
+        </w:rPr>
+        <w:t xml:space="preserve"> 0/0</w:t>
+      </w:r>
+    </w:p>
+    <w:p>
+      <w:pPr>
+        <w:pStyle w:val="af"/>
+        <w:rPr>
+          <w:lang w:val="en-US"/>
+        </w:rPr>
+      </w:pPr>
+      <w:r>
+        <w:rPr>
+          <w:lang w:val="en-US"/>
+        </w:rPr>
+        <w:t xml:space="preserve">Router0(config-if)#ip </w:t>
+      </w:r>
+      <w:proofErr w:type="spellStart"/>
+      <w:r>
+        <w:rPr>
+          <w:lang w:val="en-US"/>
+        </w:rPr>
+        <w:t>nat</w:t>
+      </w:r>
+      <w:proofErr w:type="spellEnd"/>
+      <w:r>
+        <w:rPr>
+          <w:lang w:val="en-US"/>
+        </w:rPr>
+        <w:t xml:space="preserve"> inside</w:t>
+      </w:r>
+    </w:p>
+    <w:p>
+      <w:pPr>
+        <w:pStyle w:val="af"/>
+      </w:pPr>
+      <w:r>
+        <w:t>Router0(</w:t>
+      </w:r>
+      <w:proofErr w:type="spellStart"/>
+      <w:r>
+        <w:t>config-if</w:t>
+      </w:r>
+      <w:proofErr w:type="spellEnd"/>
+      <w:r>
+        <w:t>)#exit</w:t>
+      </w:r>
+    </w:p>
+    <w:p/>
+    <w:p>
+      <w:r>
+        <w:t xml:space="preserve">Интерфейс </w:t>
+      </w:r>
+      <w:proofErr w:type="spellStart"/>
+      <w:r>
+        <w:rPr>
+          <w:lang w:val="en-US"/>
+        </w:rPr>
+        <w:t>FastEthernet</w:t>
+      </w:r>
+      <w:proofErr w:type="spellEnd"/>
+      <w:r>
+        <w:t xml:space="preserve">0/1, </w:t>
+      </w:r>
+      <w:r>
+        <w:t>подключённый</w:t>
       </w:r>
       <w:r>
         <w:t xml:space="preserve"> </w:t>
       </w:r>
       <w:r>
+        <w:t xml:space="preserve">к внешним устройствам, был инициализирован как внешний интерфейс </w:t>
+      </w:r>
+      <w:r>
         <w:rPr>
           <w:lang w:val="en-US"/>
         </w:rPr>
+        <w:t>NAT</w:t>
+      </w:r>
+      <w:r>
+        <w:t>.</w:t>
+      </w:r>
+    </w:p>
+    <w:p/>
+    <w:p>
+      <w:pPr>
+        <w:pStyle w:val="af"/>
+        <w:rPr>
+          <w:lang w:val="en-US"/>
+        </w:rPr>
+      </w:pPr>
+      <w:r>
+        <w:rPr>
+          <w:lang w:val="en-US"/>
+        </w:rPr>
+        <w:t xml:space="preserve">Router0(config)#int </w:t>
+      </w:r>
+      <w:proofErr w:type="spellStart"/>
+      <w:r>
+        <w:rPr>
+          <w:lang w:val="en-US"/>
+        </w:rPr>
+        <w:t>FastEthernet</w:t>
+      </w:r>
+      <w:proofErr w:type="spellEnd"/>
+      <w:r>
+        <w:rPr>
+          <w:lang w:val="en-US"/>
+        </w:rPr>
+        <w:t xml:space="preserve"> 0/1</w:t>
+      </w:r>
+    </w:p>
+    <w:p>
+      <w:pPr>
+        <w:pStyle w:val="af"/>
+        <w:rPr>
+          <w:lang w:val="en-US"/>
+        </w:rPr>
+      </w:pPr>
+      <w:r>
+        <w:rPr>
+          <w:lang w:val="en-US"/>
+        </w:rPr>
+        <w:t xml:space="preserve">Router0(config-if)#ip </w:t>
+      </w:r>
+      <w:proofErr w:type="spellStart"/>
+      <w:r>
+        <w:rPr>
+          <w:lang w:val="en-US"/>
+        </w:rPr>
+        <w:t>nat</w:t>
+      </w:r>
+      <w:proofErr w:type="spellEnd"/>
+      <w:r>
+        <w:rPr>
+          <w:lang w:val="en-US"/>
+        </w:rPr>
+        <w:t xml:space="preserve"> outside</w:t>
+      </w:r>
+    </w:p>
+    <w:p>
+      <w:pPr>
+        <w:pStyle w:val="af"/>
+      </w:pPr>
+      <w:r>
+        <w:t>Router0(</w:t>
+      </w:r>
+      <w:proofErr w:type="spellStart"/>
+      <w:r>
+        <w:t>config-if</w:t>
+      </w:r>
+      <w:proofErr w:type="spellEnd"/>
+      <w:r>
+        <w:t>)#exit</w:t>
+      </w:r>
+    </w:p>
+    <w:p/>
+    <w:p>
+      <w:r>
+        <w:t xml:space="preserve">Затем был задан </w:t>
+      </w:r>
+      <w:r>
+        <w:t>пул внешних адресов</w:t>
+      </w:r>
+      <w:r>
+        <w:t xml:space="preserve"> </w:t>
+      </w:r>
+      <w:r>
+        <w:t>–</w:t>
+      </w:r>
+      <w:r>
+        <w:t xml:space="preserve"> </w:t>
+      </w:r>
+      <w:r>
+        <w:t>единственный адрес 11.0.0.1. Таким образом в качестве внутреннего глобального адреса</w:t>
+      </w:r>
+      <w:r>
+        <w:t xml:space="preserve"> для трансляции</w:t>
+      </w:r>
+      <w:r>
+        <w:t xml:space="preserve"> маршрутизатор использует </w:t>
+      </w:r>
+      <w:r>
+        <w:t>свой</w:t>
+      </w:r>
+      <w:r>
+        <w:t xml:space="preserve"> внешн</w:t>
+      </w:r>
+      <w:r>
+        <w:t>ий</w:t>
+      </w:r>
+      <w:r>
+        <w:t xml:space="preserve"> интерфейс.</w:t>
+      </w:r>
+    </w:p>
+    <w:p/>
+    <w:p>
+      <w:pPr>
+        <w:pStyle w:val="af"/>
+        <w:rPr>
+          <w:lang w:val="en-US"/>
+        </w:rPr>
+      </w:pPr>
+      <w:r>
+        <w:rPr>
+          <w:lang w:val="en-US"/>
+        </w:rPr>
+        <w:t>Router0(config)#</w:t>
+      </w:r>
+      <w:r>
+        <w:rPr>
+          <w:lang w:val="en-US"/>
+        </w:rPr>
+        <w:t xml:space="preserve">ip </w:t>
+      </w:r>
+      <w:proofErr w:type="spellStart"/>
+      <w:r>
+        <w:rPr>
+          <w:lang w:val="en-US"/>
+        </w:rPr>
+        <w:t>nat</w:t>
+      </w:r>
+      <w:proofErr w:type="spellEnd"/>
+      <w:r>
+        <w:rPr>
+          <w:lang w:val="en-US"/>
+        </w:rPr>
+        <w:t xml:space="preserve"> pool </w:t>
+      </w:r>
+      <w:proofErr w:type="spellStart"/>
+      <w:r>
+        <w:rPr>
+          <w:lang w:val="en-US"/>
+        </w:rPr>
+        <w:t>natpool</w:t>
+      </w:r>
+      <w:proofErr w:type="spellEnd"/>
+      <w:r>
+        <w:rPr>
+          <w:lang w:val="en-US"/>
+        </w:rPr>
+        <w:t xml:space="preserve"> 11.0.0.1 11.0.0.1 netmask 255.0.0.0</w:t>
+      </w:r>
+    </w:p>
+    <w:p>
+      <w:pPr>
+        <w:rPr>
+          <w:lang w:val="en-US"/>
+        </w:rPr>
+      </w:pPr>
+    </w:p>
+    <w:p>
+      <w:r>
+        <w:t xml:space="preserve">Был составлен список </w:t>
+      </w:r>
+      <w:r>
+        <w:t>доступа – трансляции подлежат любые внутренние адреса. На основе этого списка была установлена динамическая трансляция</w:t>
+      </w:r>
+      <w:r>
+        <w:t xml:space="preserve"> всех частных пакетов в адрес 11.0.0.1 способом перегрузки.</w:t>
+      </w:r>
+    </w:p>
+    <w:p/>
+    <w:p>
+      <w:pPr>
+        <w:pStyle w:val="af"/>
+        <w:rPr>
+          <w:lang w:val="en-US"/>
+        </w:rPr>
+      </w:pPr>
+      <w:r>
+        <w:rPr>
+          <w:lang w:val="en-US"/>
+        </w:rPr>
+        <w:t>Router0(config)#access-list 1 permit any</w:t>
+      </w:r>
+    </w:p>
+    <w:p>
+      <w:pPr>
+        <w:pStyle w:val="af"/>
+        <w:rPr>
+          <w:lang w:val="en-US"/>
+        </w:rPr>
+      </w:pPr>
+      <w:r>
+        <w:rPr>
+          <w:lang w:val="en-US"/>
+        </w:rPr>
+        <w:t xml:space="preserve">Router0(config)#ip </w:t>
+      </w:r>
+      <w:proofErr w:type="spellStart"/>
+      <w:r>
+        <w:rPr>
+          <w:lang w:val="en-US"/>
+        </w:rPr>
+        <w:t>nat</w:t>
+      </w:r>
+      <w:proofErr w:type="spellEnd"/>
+      <w:r>
+        <w:rPr>
+          <w:lang w:val="en-US"/>
+        </w:rPr>
+        <w:t xml:space="preserve"> inside source list 1 pool </w:t>
+      </w:r>
+      <w:proofErr w:type="spellStart"/>
+      <w:r>
+        <w:rPr>
+          <w:lang w:val="en-US"/>
+        </w:rPr>
+        <w:t>natpool</w:t>
+      </w:r>
+      <w:proofErr w:type="spellEnd"/>
+      <w:r>
+        <w:rPr>
+          <w:lang w:val="en-US"/>
+        </w:rPr>
+        <w:t xml:space="preserve"> overload</w:t>
+      </w:r>
+    </w:p>
+    <w:p>
+      <w:pPr>
+        <w:pStyle w:val="af"/>
+      </w:pPr>
+      <w:r>
+        <w:rPr>
+          <w:lang w:val="en-US"/>
+        </w:rPr>
         <w:t>Router</w:t>
       </w:r>
       <w:r>
-        <w:t>0</w:t>
-      </w:r>
-      <w:r>
-        <w:t xml:space="preserve"> </w:t>
-      </w:r>
-      <w:r>
-        <w:t xml:space="preserve">был настроен </w:t>
-      </w:r>
-      <w:r>
-        <w:t>на трансляцию</w:t>
-      </w:r>
-      <w:r>
-        <w:t xml:space="preserve"> с внешними устройствами</w:t>
-      </w:r>
-      <w:r>
-        <w:t xml:space="preserve"> по способу РАТ</w:t>
-      </w:r>
-      <w:r>
-        <w:t>.</w:t>
-      </w:r>
-    </w:p>
-    <w:p>
-      <w:r>
-        <w:t xml:space="preserve">Интерфейс </w:t>
+        <w:t>0(</w:t>
       </w:r>
       <w:r>
         <w:rPr>
           <w:lang w:val="en-US"/>
         </w:rPr>
-        <w:t>FastEthernet</w:t>
-      </w:r>
-      <w:r>
-        <w:t xml:space="preserve">0/0 </w:t>
-      </w:r>
-      <w:r>
-        <w:t>был объявлен в качестве внутреннего интерфейса локальной сети.</w:t>
+        <w:t>config</w:t>
+      </w:r>
+      <w:r>
+        <w:t>)#</w:t>
+      </w:r>
+      <w:r>
+        <w:rPr>
+          <w:lang w:val="en-US"/>
+        </w:rPr>
+        <w:t>exit</w:t>
       </w:r>
     </w:p>
     <w:p/>
-    <w:p>
-      <w:pPr>
-        <w:pStyle w:val="af"/>
-        <w:rPr>
-          <w:lang w:val="en-US"/>
-        </w:rPr>
-      </w:pPr>
-      <w:r>
-        <w:rPr>
-          <w:lang w:val="en-US"/>
-        </w:rPr>
-        <w:t>Router0(config)#int FastEthernet 0/0</w:t>
-      </w:r>
-    </w:p>
-    <w:p>
-      <w:pPr>
-        <w:pStyle w:val="af"/>
-        <w:rPr>
-          <w:lang w:val="en-US"/>
-        </w:rPr>
-      </w:pPr>
-      <w:r>
-        <w:rPr>
-          <w:lang w:val="en-US"/>
-        </w:rPr>
-        <w:t>Router0(config-if)#ip nat inside</w:t>
-      </w:r>
-    </w:p>
-    <w:p>
-      <w:pPr>
-        <w:pStyle w:val="af"/>
-      </w:pPr>
-      <w:r>
-        <w:t>Router0(config-if)#exit</w:t>
-      </w:r>
-    </w:p>
-    <w:p/>
-    <w:p>
-      <w:r>
-        <w:t xml:space="preserve">Интерфейс </w:t>
-      </w:r>
-      <w:r>
-        <w:rPr>
-          <w:lang w:val="en-US"/>
-        </w:rPr>
-        <w:t>FastEthernet</w:t>
-      </w:r>
-      <w:r>
-        <w:t xml:space="preserve">0/1, </w:t>
-      </w:r>
-      <w:r>
-        <w:t>подключённый</w:t>
-      </w:r>
-      <w:r>
-        <w:t xml:space="preserve"> </w:t>
-      </w:r>
-      <w:r>
-        <w:t xml:space="preserve">к внешним устройствам, был инициализирован как внешний интерфейс </w:t>
-      </w:r>
-      <w:r>
-        <w:rPr>
-          <w:lang w:val="en-US"/>
-        </w:rPr>
-        <w:t>NAT</w:t>
-      </w:r>
-      <w:r>
-        <w:t>.</w:t>
-      </w:r>
-    </w:p>
-    <w:p/>
-    <w:p>
-      <w:pPr>
-        <w:pStyle w:val="af"/>
-        <w:rPr>
-          <w:lang w:val="en-US"/>
-        </w:rPr>
-      </w:pPr>
-      <w:r>
-        <w:rPr>
-          <w:lang w:val="en-US"/>
-        </w:rPr>
-        <w:t>Router0(config)#int FastEthernet 0/1</w:t>
-      </w:r>
-    </w:p>
-    <w:p>
-      <w:pPr>
-        <w:pStyle w:val="af"/>
-        <w:rPr>
-          <w:lang w:val="en-US"/>
-        </w:rPr>
-      </w:pPr>
-      <w:r>
-        <w:rPr>
-          <w:lang w:val="en-US"/>
-        </w:rPr>
-        <w:t>Router0(config-if)#ip nat outside</w:t>
-      </w:r>
-    </w:p>
-    <w:p>
-      <w:pPr>
-        <w:pStyle w:val="af"/>
-        <w:rPr>
-          <w:lang w:val="en-US"/>
-        </w:rPr>
-      </w:pPr>
-      <w:r>
-        <w:t>Router0(config-if)#exit</w:t>
-      </w:r>
-    </w:p>
-    <w:p>
-      <w:pPr>
-        <w:rPr>
-          <w:lang w:val="en-US"/>
-        </w:rPr>
-      </w:pPr>
-    </w:p>
-    <w:p>
-      <w:pPr>
-        <w:rPr>
-          <w:lang w:val="en-US"/>
-        </w:rPr>
-      </w:pPr>
-      <w:r>
-        <w:t xml:space="preserve">Затем был задан </w:t>
-      </w:r>
-      <w:r>
-        <w:t>пул внешних адресов</w:t>
-      </w:r>
-      <w:r>
-        <w:t xml:space="preserve"> </w:t>
-      </w:r>
-      <w:r>
-        <w:t>–</w:t>
-      </w:r>
-      <w:r>
-        <w:t xml:space="preserve"> </w:t>
-      </w:r>
-      <w:r>
-        <w:t>единственный адрес 11.0.0.1. Таким образом в качестве внутреннего глобального адреса</w:t>
-      </w:r>
-      <w:r>
-        <w:t xml:space="preserve"> для трансляции</w:t>
-      </w:r>
-      <w:r>
-        <w:t xml:space="preserve"> маршрутизатор использует </w:t>
-      </w:r>
-      <w:r>
-        <w:t>свой</w:t>
-      </w:r>
-      <w:r>
-        <w:t xml:space="preserve"> внешн</w:t>
-      </w:r>
-      <w:r>
-        <w:t>ий</w:t>
-      </w:r>
-      <w:r>
-        <w:t xml:space="preserve"> интерфейс.</w:t>
-      </w:r>
-    </w:p>
-    <w:p/>
-    <w:p>
-      <w:pPr>
-        <w:pStyle w:val="af"/>
-        <w:rPr>
-          <w:lang w:val="en-US"/>
-        </w:rPr>
-      </w:pPr>
-      <w:r>
-        <w:rPr>
-          <w:lang w:val="en-US"/>
-        </w:rPr>
-        <w:t>Router0(config)#</w:t>
-      </w:r>
-      <w:r>
-        <w:rPr>
-          <w:lang w:val="en-US"/>
-        </w:rPr>
-        <w:t>ip nat pool natpool 11.0.0.1 11.0.0.1 netmask 255.0.0.0</w:t>
-      </w:r>
-    </w:p>
-    <w:p>
-      <w:pPr>
-        <w:rPr>
-          <w:lang w:val="en-US"/>
-        </w:rPr>
-      </w:pPr>
-    </w:p>
-    <w:p>
-      <w:r>
-        <w:t xml:space="preserve">Был составлен список </w:t>
-      </w:r>
-      <w:r>
-        <w:t>доступа – трансляции подлежат любые внутренние адреса. Н</w:t>
-      </w:r>
-      <w:r>
-        <w:t xml:space="preserve">а основе этого списка </w:t>
-      </w:r>
-      <w:r>
-        <w:t>была установлена динамическая трансляция</w:t>
-      </w:r>
-      <w:r>
-        <w:t xml:space="preserve"> всех частных пакетов в адрес </w:t>
-      </w:r>
-      <w:r>
-        <w:t>11.0.0.1</w:t>
-      </w:r>
-      <w:r>
-        <w:t xml:space="preserve"> способом перегрузки.</w:t>
-      </w:r>
-    </w:p>
-    <w:p/>
-    <w:p>
-      <w:pPr>
-        <w:pStyle w:val="af"/>
-        <w:rPr>
-          <w:lang w:val="en-US"/>
-        </w:rPr>
-      </w:pPr>
-      <w:r>
-        <w:rPr>
-          <w:lang w:val="en-US"/>
-        </w:rPr>
-        <w:t>Router0(config)#access-list 1 permit any</w:t>
-      </w:r>
-    </w:p>
-    <w:p>
-      <w:pPr>
-        <w:pStyle w:val="af"/>
-        <w:rPr>
-          <w:lang w:val="en-US"/>
-        </w:rPr>
-      </w:pPr>
-      <w:r>
-        <w:rPr>
-          <w:lang w:val="en-US"/>
-        </w:rPr>
-        <w:t>Router0(config)#ip nat inside source list 1 pool natpool overload</w:t>
-      </w:r>
-    </w:p>
-    <w:p>
-      <w:pPr>
-        <w:pStyle w:val="af"/>
-        <w:rPr>
-          <w:lang w:val="en-US"/>
-        </w:rPr>
-      </w:pPr>
-      <w:r>
-        <w:rPr>
-          <w:lang w:val="en-US"/>
-        </w:rPr>
-        <w:t>Router0(config)#exit</w:t>
-      </w:r>
-    </w:p>
-    <w:p>
-      <w:pPr>
-        <w:rPr>
-          <w:lang w:val="en-US"/>
-        </w:rPr>
-      </w:pPr>
-    </w:p>
     <w:p>
       <w:r>
         <w:t>Процесс</w:t>
@@ -6892,6 +7095,7 @@
   <w:style w:type="character" w:default="1" w:styleId="a0">
     <w:name w:val="Default Paragraph Font"/>
     <w:uiPriority w:val="1"/>
+    <w:semiHidden/>
     <w:unhideWhenUsed/>
   </w:style>
   <w:style w:type="table" w:default="1" w:styleId="a1">

--- a/7 семестр/ИСИС/ЛР 3/ИСИС ЛР 3.docx
+++ b/7 семестр/ИСИС/ЛР 3/ИСИС ЛР 3.docx
@@ -333,6 +333,9 @@
         <w:ind w:firstLine="0"/>
         <w:jc w:val="right"/>
       </w:pPr>
+      <w:r>
+        <w:t>Чернега В. С</w:t>
+      </w:r>
       <w:r>
         <w:t>.</w:t>
       </w:r>
@@ -476,13 +479,8 @@
     </w:p>
     <w:p>
       <w:r>
-        <w:t xml:space="preserve">Углубление теоретических знаний в области архитектуры компьютерных сетей и сетевых операционных систем, исследование способов трансляции сетевых адресов и приобретение навыков в построении и исследовании связи локальных сетей с глобальной средствами симулятора Cisco Packet </w:t>
-      </w:r>
-      <w:proofErr w:type="spellStart"/>
-      <w:r>
-        <w:t>Tracer</w:t>
-      </w:r>
-      <w:proofErr w:type="spellEnd"/>
+        <w:t>Углубление теоретических знаний в области архитектуры компьютерных сетей и сетевых операционных систем, исследование способов трансляции сетевых адресов и приобретение навыков в построении и исследовании связи локальных сетей с глобальной средствами симулятора Cisco Packet Tracer</w:t>
+      </w:r>
       <w:r>
         <w:t>.</w:t>
       </w:r>
@@ -534,15 +532,7 @@
         <w:ind w:hanging="578"/>
       </w:pPr>
       <w:r>
-        <w:t xml:space="preserve">Построить в окне эмулятора Packet </w:t>
-      </w:r>
-      <w:proofErr w:type="spellStart"/>
-      <w:r>
-        <w:t>Tracer</w:t>
-      </w:r>
-      <w:proofErr w:type="spellEnd"/>
-      <w:r>
-        <w:t xml:space="preserve"> локальную сеть, подключ</w:t>
+        <w:t>Построить в окне эмулятора Packet Tracer локальную сеть, подключ</w:t>
       </w:r>
       <w:r>
         <w:t>ё</w:t>
@@ -691,15 +681,7 @@
       </w:pPr>
       <w:r>
         <w:lastRenderedPageBreak/>
-        <w:t xml:space="preserve">Исследовать в режиме эмуляции Packet </w:t>
-      </w:r>
-      <w:proofErr w:type="spellStart"/>
-      <w:r>
-        <w:t>Tracer</w:t>
-      </w:r>
-      <w:proofErr w:type="spellEnd"/>
-      <w:r>
-        <w:t xml:space="preserve"> содержимое заголовков кадров и пакетов при отсутствии процедуры трансляции адресов</w:t>
+        <w:t>Исследовать в режиме эмуляции Packet Tracer содержимое заголовков кадров и пакетов при отсутствии процедуры трансляции адресов</w:t>
       </w:r>
       <w:r>
         <w:t>;</w:t>
@@ -728,15 +710,7 @@
         <w:ind w:hanging="578"/>
       </w:pPr>
       <w:r>
-        <w:t xml:space="preserve">Выполнить пингование сервера и компьютера провайдера при наличии трансляции адресов и исследовать заголовки кадров и пакетов в режиме эмуляции Packet </w:t>
-      </w:r>
-      <w:proofErr w:type="spellStart"/>
-      <w:r>
-        <w:t>Tracer</w:t>
-      </w:r>
-      <w:proofErr w:type="spellEnd"/>
-      <w:r>
-        <w:t>;</w:t>
+        <w:t>Выполнить пингование сервера и компьютера провайдера при наличии трансляции адресов и исследовать заголовки кадров и пакетов в режиме эмуляции Packet Tracer;</w:t>
       </w:r>
     </w:p>
     <w:p>
@@ -751,70 +725,14 @@
       <w:r>
         <w:t xml:space="preserve">Проверить таблицу трансляции адресов на маршрутизаторе локальной сети с помощью команды </w:t>
       </w:r>
-      <w:proofErr w:type="spellStart"/>
       <w:r>
         <w:rPr>
           <w:rFonts w:ascii="Courier New" w:hAnsi="Courier New" w:cs="Courier New"/>
           <w:sz w:val="20"/>
           <w:szCs w:val="16"/>
         </w:rPr>
-        <w:t>show</w:t>
-      </w:r>
-      <w:proofErr w:type="spellEnd"/>
-      <w:r>
-        <w:rPr>
-          <w:rFonts w:ascii="Courier New" w:hAnsi="Courier New" w:cs="Courier New"/>
-          <w:sz w:val="20"/>
-          <w:szCs w:val="16"/>
-        </w:rPr>
-        <w:t xml:space="preserve"> </w:t>
-      </w:r>
-      <w:proofErr w:type="spellStart"/>
-      <w:r>
-        <w:rPr>
-          <w:rFonts w:ascii="Courier New" w:hAnsi="Courier New" w:cs="Courier New"/>
-          <w:sz w:val="20"/>
-          <w:szCs w:val="16"/>
-        </w:rPr>
-        <w:t>ip</w:t>
-      </w:r>
-      <w:proofErr w:type="spellEnd"/>
-      <w:r>
-        <w:rPr>
-          <w:rFonts w:ascii="Courier New" w:hAnsi="Courier New" w:cs="Courier New"/>
-          <w:sz w:val="20"/>
-          <w:szCs w:val="16"/>
-        </w:rPr>
-        <w:t xml:space="preserve"> </w:t>
-      </w:r>
-      <w:proofErr w:type="spellStart"/>
-      <w:r>
-        <w:rPr>
-          <w:rFonts w:ascii="Courier New" w:hAnsi="Courier New" w:cs="Courier New"/>
-          <w:sz w:val="20"/>
-          <w:szCs w:val="16"/>
-        </w:rPr>
-        <w:t>nat</w:t>
-      </w:r>
-      <w:proofErr w:type="spellEnd"/>
-      <w:r>
-        <w:rPr>
-          <w:rFonts w:ascii="Courier New" w:hAnsi="Courier New" w:cs="Courier New"/>
-          <w:sz w:val="20"/>
-          <w:szCs w:val="16"/>
-        </w:rPr>
-        <w:t xml:space="preserve"> </w:t>
-      </w:r>
-      <w:proofErr w:type="spellStart"/>
-      <w:r>
-        <w:rPr>
-          <w:rFonts w:ascii="Courier New" w:hAnsi="Courier New" w:cs="Courier New"/>
-          <w:sz w:val="20"/>
-          <w:szCs w:val="16"/>
-        </w:rPr>
-        <w:t>translations</w:t>
-      </w:r>
-      <w:proofErr w:type="spellEnd"/>
+        <w:t>show ip nat translations</w:t>
+      </w:r>
       <w:r>
         <w:t>;</w:t>
       </w:r>
@@ -2229,15 +2147,7 @@
         <w:t xml:space="preserve"> </w:t>
       </w:r>
       <w:r>
-        <w:t xml:space="preserve">Packet </w:t>
-      </w:r>
-      <w:proofErr w:type="spellStart"/>
-      <w:r>
-        <w:t>Tracer</w:t>
-      </w:r>
-      <w:proofErr w:type="spellEnd"/>
-      <w:r>
-        <w:t xml:space="preserve"> </w:t>
+        <w:t xml:space="preserve">Packet Tracer </w:t>
       </w:r>
       <w:r>
         <w:t xml:space="preserve">был переключён </w:t>
@@ -2518,14 +2428,12 @@
       <w:r>
         <w:t xml:space="preserve">Интерфейс </w:t>
       </w:r>
-      <w:proofErr w:type="spellStart"/>
       <w:r>
         <w:rPr>
           <w:lang w:val="en-US"/>
         </w:rPr>
         <w:t>FastEthernet</w:t>
       </w:r>
-      <w:proofErr w:type="spellEnd"/>
       <w:r>
         <w:t xml:space="preserve">0/0 </w:t>
       </w:r>
@@ -2545,23 +2453,87 @@
         <w:rPr>
           <w:lang w:val="en-US"/>
         </w:rPr>
-        <w:t xml:space="preserve">Router0(config)#int </w:t>
-      </w:r>
-      <w:proofErr w:type="spellStart"/>
-      <w:r>
+        <w:t>Router0(config)#int FastEthernet 0/0</w:t>
+      </w:r>
+    </w:p>
+    <w:p>
+      <w:pPr>
+        <w:pStyle w:val="af"/>
         <w:rPr>
           <w:lang w:val="en-US"/>
         </w:rPr>
+      </w:pPr>
+      <w:r>
+        <w:rPr>
+          <w:lang w:val="en-US"/>
+        </w:rPr>
+        <w:t>Router0(config-</w:t>
+      </w:r>
+      <w:proofErr w:type="gramStart"/>
+      <w:r>
+        <w:rPr>
+          <w:lang w:val="en-US"/>
+        </w:rPr>
+        <w:t>if)#</w:t>
+      </w:r>
+      <w:proofErr w:type="gramEnd"/>
+      <w:r>
+        <w:rPr>
+          <w:lang w:val="en-US"/>
+        </w:rPr>
+        <w:t>ip nat inside</w:t>
+      </w:r>
+    </w:p>
+    <w:p>
+      <w:pPr>
+        <w:pStyle w:val="af"/>
+      </w:pPr>
+      <w:r>
+        <w:t>Router0(config-</w:t>
+      </w:r>
+      <w:proofErr w:type="gramStart"/>
+      <w:r>
+        <w:t>if)#</w:t>
+      </w:r>
+      <w:proofErr w:type="gramEnd"/>
+      <w:r>
+        <w:t>exit</w:t>
+      </w:r>
+    </w:p>
+    <w:p/>
+    <w:p>
+      <w:r>
+        <w:t xml:space="preserve">Интерфейс </w:t>
+      </w:r>
+      <w:r>
+        <w:rPr>
+          <w:lang w:val="en-US"/>
+        </w:rPr>
         <w:t>FastEthernet</w:t>
       </w:r>
-      <w:proofErr w:type="spellEnd"/>
+      <w:r>
+        <w:t xml:space="preserve">0/1, </w:t>
+      </w:r>
+      <w:r>
+        <w:t>подключённый</w:t>
+      </w:r>
+      <w:r>
+        <w:t xml:space="preserve"> </w:t>
+      </w:r>
+      <w:r>
+        <w:t xml:space="preserve">к внешним устройствам, был инициализирован как внешний интерфейс </w:t>
+      </w:r>
       <w:r>
         <w:rPr>
           <w:lang w:val="en-US"/>
         </w:rPr>
-        <w:t xml:space="preserve"> 0/0</w:t>
-      </w:r>
-    </w:p>
+        <w:t>NAT</w:t>
+      </w:r>
+      <w:r>
+        <w:t>.</w:t>
+      </w:r>
+    </w:p>
+    <w:p/>
     <w:p>
       <w:pPr>
         <w:pStyle w:val="af"/>
@@ -2573,21 +2545,35 @@
         <w:rPr>
           <w:lang w:val="en-US"/>
         </w:rPr>
-        <w:t xml:space="preserve">Router0(config-if)#ip </w:t>
-      </w:r>
-      <w:proofErr w:type="spellStart"/>
-      <w:r>
+        <w:t>Router0(config)#int FastEthernet 0/1</w:t>
+      </w:r>
+    </w:p>
+    <w:p>
+      <w:pPr>
+        <w:pStyle w:val="af"/>
         <w:rPr>
           <w:lang w:val="en-US"/>
         </w:rPr>
-        <w:t>nat</w:t>
-      </w:r>
-      <w:proofErr w:type="spellEnd"/>
+      </w:pPr>
       <w:r>
         <w:rPr>
           <w:lang w:val="en-US"/>
         </w:rPr>
-        <w:t xml:space="preserve"> inside</w:t>
+        <w:t>Router0(config-</w:t>
+      </w:r>
+      <w:proofErr w:type="gramStart"/>
+      <w:r>
+        <w:rPr>
+          <w:lang w:val="en-US"/>
+        </w:rPr>
+        <w:t>if)#</w:t>
+      </w:r>
+      <w:proofErr w:type="gramEnd"/>
+      <w:r>
+        <w:rPr>
+          <w:lang w:val="en-US"/>
+        </w:rPr>
+        <w:t>ip nat outside</w:t>
       </w:r>
     </w:p>
     <w:p>
@@ -2595,50 +2581,93 @@
         <w:pStyle w:val="af"/>
       </w:pPr>
       <w:r>
-        <w:t>Router0(</w:t>
-      </w:r>
-      <w:proofErr w:type="spellStart"/>
-      <w:r>
-        <w:t>config-if</w:t>
-      </w:r>
-      <w:proofErr w:type="spellEnd"/>
-      <w:r>
-        <w:t>)#exit</w:t>
+        <w:t>Router0(config-</w:t>
+      </w:r>
+      <w:proofErr w:type="gramStart"/>
+      <w:r>
+        <w:t>if)#</w:t>
+      </w:r>
+      <w:proofErr w:type="gramEnd"/>
+      <w:r>
+        <w:t>exit</w:t>
       </w:r>
     </w:p>
     <w:p/>
     <w:p>
       <w:r>
-        <w:t xml:space="preserve">Интерфейс </w:t>
-      </w:r>
-      <w:proofErr w:type="spellStart"/>
-      <w:r>
+        <w:t xml:space="preserve">Затем был задан </w:t>
+      </w:r>
+      <w:r>
+        <w:t>пул внешних адресов</w:t>
+      </w:r>
+      <w:r>
+        <w:t xml:space="preserve"> </w:t>
+      </w:r>
+      <w:r>
+        <w:t>–</w:t>
+      </w:r>
+      <w:r>
+        <w:t xml:space="preserve"> </w:t>
+      </w:r>
+      <w:r>
+        <w:t>единственный адрес 11.0.0.1. Таким образом в качестве внутреннего глобального адреса</w:t>
+      </w:r>
+      <w:r>
+        <w:t xml:space="preserve"> для трансляции</w:t>
+      </w:r>
+      <w:r>
+        <w:t xml:space="preserve"> маршрутизатор использует </w:t>
+      </w:r>
+      <w:r>
+        <w:t>свой</w:t>
+      </w:r>
+      <w:r>
+        <w:t xml:space="preserve"> внешн</w:t>
+      </w:r>
+      <w:r>
+        <w:t>ий</w:t>
+      </w:r>
+      <w:r>
+        <w:t xml:space="preserve"> интерфейс.</w:t>
+      </w:r>
+    </w:p>
+    <w:p/>
+    <w:p>
+      <w:pPr>
+        <w:pStyle w:val="af"/>
         <w:rPr>
           <w:lang w:val="en-US"/>
         </w:rPr>
-        <w:t>FastEthernet</w:t>
-      </w:r>
-      <w:proofErr w:type="spellEnd"/>
-      <w:r>
-        <w:t xml:space="preserve">0/1, </w:t>
-      </w:r>
-      <w:r>
-        <w:t>подключённый</w:t>
-      </w:r>
-      <w:r>
-        <w:t xml:space="preserve"> </w:t>
-      </w:r>
-      <w:r>
-        <w:t xml:space="preserve">к внешним устройствам, был инициализирован как внешний интерфейс </w:t>
-      </w:r>
+      </w:pPr>
       <w:r>
         <w:rPr>
           <w:lang w:val="en-US"/>
         </w:rPr>
-        <w:t>NAT</w:t>
-      </w:r>
-      <w:r>
-        <w:t>.</w:t>
+        <w:t>Router0(config)#</w:t>
+      </w:r>
+      <w:r>
+        <w:rPr>
+          <w:lang w:val="en-US"/>
+        </w:rPr>
+        <w:t>ip nat pool natpool 11.0.0.1 11.0.0.1 netmask 255.0.0.0</w:t>
+      </w:r>
+    </w:p>
+    <w:p>
+      <w:pPr>
+        <w:rPr>
+          <w:lang w:val="en-US"/>
+        </w:rPr>
+      </w:pPr>
+    </w:p>
+    <w:p>
+      <w:r>
+        <w:t xml:space="preserve">Был составлен список </w:t>
+      </w:r>
+      <w:r>
+        <w:t>доступа – трансляции подлежат любые внутренние адреса. На основе этого списка была установлена динамическая трансляция</w:t>
+      </w:r>
+      <w:r>
+        <w:t xml:space="preserve"> всех частных пакетов в адрес 11.0.0.1 способом перегрузки.</w:t>
       </w:r>
     </w:p>
     <w:p/>
@@ -2653,228 +2682,21 @@
         <w:rPr>
           <w:lang w:val="en-US"/>
         </w:rPr>
-        <w:t xml:space="preserve">Router0(config)#int </w:t>
-      </w:r>
-      <w:proofErr w:type="spellStart"/>
-      <w:r>
+        <w:t>Router0(config)#access-list 1 permit any</w:t>
+      </w:r>
+    </w:p>
+    <w:p>
+      <w:pPr>
+        <w:pStyle w:val="af"/>
         <w:rPr>
           <w:lang w:val="en-US"/>
         </w:rPr>
-        <w:t>FastEthernet</w:t>
-      </w:r>
-      <w:proofErr w:type="spellEnd"/>
+      </w:pPr>
       <w:r>
         <w:rPr>
           <w:lang w:val="en-US"/>
         </w:rPr>
-        <w:t xml:space="preserve"> 0/1</w:t>
-      </w:r>
-    </w:p>
-    <w:p>
-      <w:pPr>
-        <w:pStyle w:val="af"/>
-        <w:rPr>
-          <w:lang w:val="en-US"/>
-        </w:rPr>
-      </w:pPr>
-      <w:r>
-        <w:rPr>
-          <w:lang w:val="en-US"/>
-        </w:rPr>
-        <w:t xml:space="preserve">Router0(config-if)#ip </w:t>
-      </w:r>
-      <w:proofErr w:type="spellStart"/>
-      <w:r>
-        <w:rPr>
-          <w:lang w:val="en-US"/>
-        </w:rPr>
-        <w:t>nat</w:t>
-      </w:r>
-      <w:proofErr w:type="spellEnd"/>
-      <w:r>
-        <w:rPr>
-          <w:lang w:val="en-US"/>
-        </w:rPr>
-        <w:t xml:space="preserve"> outside</w:t>
-      </w:r>
-    </w:p>
-    <w:p>
-      <w:pPr>
-        <w:pStyle w:val="af"/>
-      </w:pPr>
-      <w:r>
-        <w:t>Router0(</w:t>
-      </w:r>
-      <w:proofErr w:type="spellStart"/>
-      <w:r>
-        <w:t>config-if</w:t>
-      </w:r>
-      <w:proofErr w:type="spellEnd"/>
-      <w:r>
-        <w:t>)#exit</w:t>
-      </w:r>
-    </w:p>
-    <w:p/>
-    <w:p>
-      <w:r>
-        <w:t xml:space="preserve">Затем был задан </w:t>
-      </w:r>
-      <w:r>
-        <w:t>пул внешних адресов</w:t>
-      </w:r>
-      <w:r>
-        <w:t xml:space="preserve"> </w:t>
-      </w:r>
-      <w:r>
-        <w:t>–</w:t>
-      </w:r>
-      <w:r>
-        <w:t xml:space="preserve"> </w:t>
-      </w:r>
-      <w:r>
-        <w:t>единственный адрес 11.0.0.1. Таким образом в качестве внутреннего глобального адреса</w:t>
-      </w:r>
-      <w:r>
-        <w:t xml:space="preserve"> для трансляции</w:t>
-      </w:r>
-      <w:r>
-        <w:t xml:space="preserve"> маршрутизатор использует </w:t>
-      </w:r>
-      <w:r>
-        <w:t>свой</w:t>
-      </w:r>
-      <w:r>
-        <w:t xml:space="preserve"> внешн</w:t>
-      </w:r>
-      <w:r>
-        <w:t>ий</w:t>
-      </w:r>
-      <w:r>
-        <w:t xml:space="preserve"> интерфейс.</w:t>
-      </w:r>
-    </w:p>
-    <w:p/>
-    <w:p>
-      <w:pPr>
-        <w:pStyle w:val="af"/>
-        <w:rPr>
-          <w:lang w:val="en-US"/>
-        </w:rPr>
-      </w:pPr>
-      <w:r>
-        <w:rPr>
-          <w:lang w:val="en-US"/>
-        </w:rPr>
-        <w:t>Router0(config)#</w:t>
-      </w:r>
-      <w:r>
-        <w:rPr>
-          <w:lang w:val="en-US"/>
-        </w:rPr>
-        <w:t xml:space="preserve">ip </w:t>
-      </w:r>
-      <w:proofErr w:type="spellStart"/>
-      <w:r>
-        <w:rPr>
-          <w:lang w:val="en-US"/>
-        </w:rPr>
-        <w:t>nat</w:t>
-      </w:r>
-      <w:proofErr w:type="spellEnd"/>
-      <w:r>
-        <w:rPr>
-          <w:lang w:val="en-US"/>
-        </w:rPr>
-        <w:t xml:space="preserve"> pool </w:t>
-      </w:r>
-      <w:proofErr w:type="spellStart"/>
-      <w:r>
-        <w:rPr>
-          <w:lang w:val="en-US"/>
-        </w:rPr>
-        <w:t>natpool</w:t>
-      </w:r>
-      <w:proofErr w:type="spellEnd"/>
-      <w:r>
-        <w:rPr>
-          <w:lang w:val="en-US"/>
-        </w:rPr>
-        <w:t xml:space="preserve"> 11.0.0.1 11.0.0.1 netmask 255.0.0.0</w:t>
-      </w:r>
-    </w:p>
-    <w:p>
-      <w:pPr>
-        <w:rPr>
-          <w:lang w:val="en-US"/>
-        </w:rPr>
-      </w:pPr>
-    </w:p>
-    <w:p>
-      <w:r>
-        <w:t xml:space="preserve">Был составлен список </w:t>
-      </w:r>
-      <w:r>
-        <w:t>доступа – трансляции подлежат любые внутренние адреса. На основе этого списка была установлена динамическая трансляция</w:t>
-      </w:r>
-      <w:r>
-        <w:t xml:space="preserve"> всех частных пакетов в адрес 11.0.0.1 способом перегрузки.</w:t>
-      </w:r>
-    </w:p>
-    <w:p/>
-    <w:p>
-      <w:pPr>
-        <w:pStyle w:val="af"/>
-        <w:rPr>
-          <w:lang w:val="en-US"/>
-        </w:rPr>
-      </w:pPr>
-      <w:r>
-        <w:rPr>
-          <w:lang w:val="en-US"/>
-        </w:rPr>
-        <w:t>Router0(config)#access-list 1 permit any</w:t>
-      </w:r>
-    </w:p>
-    <w:p>
-      <w:pPr>
-        <w:pStyle w:val="af"/>
-        <w:rPr>
-          <w:lang w:val="en-US"/>
-        </w:rPr>
-      </w:pPr>
-      <w:r>
-        <w:rPr>
-          <w:lang w:val="en-US"/>
-        </w:rPr>
-        <w:t xml:space="preserve">Router0(config)#ip </w:t>
-      </w:r>
-      <w:proofErr w:type="spellStart"/>
-      <w:r>
-        <w:rPr>
-          <w:lang w:val="en-US"/>
-        </w:rPr>
-        <w:t>nat</w:t>
-      </w:r>
-      <w:proofErr w:type="spellEnd"/>
-      <w:r>
-        <w:rPr>
-          <w:lang w:val="en-US"/>
-        </w:rPr>
-        <w:t xml:space="preserve"> inside source list 1 pool </w:t>
-      </w:r>
-      <w:proofErr w:type="spellStart"/>
-      <w:r>
-        <w:rPr>
-          <w:lang w:val="en-US"/>
-        </w:rPr>
-        <w:t>natpool</w:t>
-      </w:r>
-      <w:proofErr w:type="spellEnd"/>
-      <w:r>
-        <w:rPr>
-          <w:lang w:val="en-US"/>
-        </w:rPr>
-        <w:t xml:space="preserve"> overload</w:t>
+        <w:t>Router0(config)#ip nat inside source list 1 pool natpool overload</w:t>
       </w:r>
     </w:p>
     <w:p>
